--- a/documents/Haverton Recruitment/2 Business Plan/Haverton Recruitment Business Plan.docx
+++ b/documents/Haverton Recruitment/2 Business Plan/Haverton Recruitment Business Plan.docx
@@ -431,7 +431,7 @@
               <w:spacing w:after="40" w:line="270"/>
             </w:pPr>
             <w:r>
-              <w:t xml:space="preserve">1.0, September 2026 (replaces earlier recruitment plans)</w:t>
+              <w:t xml:space="preserve">1.1, September 2026 (replaces earlier recruitment plans)</w:t>
             </w:r>
           </w:p>
         </w:tc>
@@ -1178,6 +1178,68 @@
       <w:r>
         <w:t xml:space="preserve"> Most agencies can send a CV. Few understand what makes a Registered Manager succeed in a struggling service, how safeguarding culture or medication practice affects the right hire, or what evidence a provider needs for CQC. Our founder has around 15 years in adult social care, including as a CQC Registered Manager who achieved a Good rating. That experience is our advantage.</w:t>
       </w:r>
+    </w:p>
+    <w:tbl>
+      <w:tblPr>
+        <w:tblW w:type="dxa" w:w="9638"/>
+        <w:tblBorders>
+          <w:top w:val="single" w:color="auto" w:sz="4"/>
+          <w:left w:val="single" w:color="auto" w:sz="4"/>
+          <w:bottom w:val="single" w:color="auto" w:sz="4"/>
+          <w:right w:val="single" w:color="auto" w:sz="4"/>
+          <w:insideH w:val="single" w:color="auto" w:sz="4"/>
+          <w:insideV w:val="single" w:color="auto" w:sz="4"/>
+        </w:tblBorders>
+      </w:tblPr>
+      <w:tblGrid>
+        <w:gridCol w:w="9638"/>
+      </w:tblGrid>
+      <w:tr>
+        <w:tc>
+          <w:tcPr>
+            <w:tcW w:type="dxa" w:w="9638"/>
+            <w:tcBorders>
+              <w:top w:val="single" w:color="B8914A" w:sz="4"/>
+              <w:left w:val="single" w:color="B8914A" w:sz="18"/>
+              <w:bottom w:val="single" w:color="B8914A" w:sz="4"/>
+              <w:right w:val="single" w:color="B8914A" w:sz="4"/>
+            </w:tcBorders>
+            <w:shd w:fill="FBF6EA" w:color="auto" w:val="clear"/>
+            <w:tcMar>
+              <w:top w:type="dxa" w:w="120"/>
+              <w:left w:type="dxa" w:w="180"/>
+              <w:bottom w:type="dxa" w:w="120"/>
+              <w:right w:type="dxa" w:w="180"/>
+            </w:tcMar>
+          </w:tcPr>
+          <w:p>
+            <w:pPr>
+              <w:spacing w:after="60"/>
+            </w:pPr>
+            <w:r>
+              <w:rPr>
+                <w:b/>
+                <w:bCs/>
+                <w:color w:val="1B2B45"/>
+              </w:rPr>
+              <w:t xml:space="preserve">Our statement</w:t>
+            </w:r>
+          </w:p>
+          <w:p>
+            <w:pPr>
+              <w:spacing w:after="60" w:line="280"/>
+            </w:pPr>
+            <w:r>
+              <w:t xml:space="preserve">Haverton Recruitment And Staffing provides permanent and, in time, temporary staff for care homes, home care and supported living providers. Led by an experienced former Registered Manager, we understand CQC expectations, safer recruitment, safeguarding, staffing pressures and person-centred care. We do not simply send CVs. We introduce carefully screened people who understand dignity, safety, accountability and quality care.</w:t>
+            </w:r>
+          </w:p>
+        </w:tc>
+      </w:tr>
+    </w:tbl>
+    <w:p>
+      <w:pPr>
+        <w:spacing w:after="160"/>
+      </w:pPr>
     </w:p>
     <w:p>
       <w:pPr>
@@ -2388,7 +2450,74 @@
               <w:spacing w:after="40" w:line="270"/>
             </w:pPr>
             <w:r>
-              <w:t xml:space="preserve">Charge candidates fees. Give immigration advice. Promise visa sponsorship. Advertise jobs that do not exist. Guarantee CQC outcomes.</w:t>
+              <w:t xml:space="preserve">Charge candidates fees. Give immigration advice. Promise visa sponsorship. Recruit overseas in the first year (it needs the Code of Practice for international recruitment and ethical recruiter standards). Advertise jobs that do not exist. Guarantee CQC outcomes. Chase NHS framework work before we have a strong independent care track record.</w:t>
+            </w:r>
+          </w:p>
+        </w:tc>
+      </w:tr>
+      <w:tr>
+        <w:trPr>
+          <w:cantSplit/>
+        </w:trPr>
+        <w:tc>
+          <w:tcPr>
+            <w:tcW w:type="dxa" w:w="2753"/>
+            <w:tcBorders>
+              <w:top w:val="single" w:color="D9D2C3" w:sz="4"/>
+              <w:left w:val="single" w:color="D9D2C3" w:sz="4"/>
+              <w:bottom w:val="single" w:color="D9D2C3" w:sz="4"/>
+              <w:right w:val="single" w:color="D9D2C3" w:sz="4"/>
+            </w:tcBorders>
+            <w:tcMar>
+              <w:top w:type="dxa" w:w="80"/>
+              <w:left w:type="dxa" w:w="110"/>
+              <w:bottom w:type="dxa" w:w="80"/>
+              <w:right w:type="dxa" w:w="110"/>
+            </w:tcMar>
+            <w:vAlign w:val="top"/>
+          </w:tcPr>
+          <w:p>
+            <w:pPr>
+              <w:spacing w:after="40" w:line="270"/>
+            </w:pPr>
+            <w:r>
+              <w:t xml:space="preserve">CQC boundary</w:t>
+            </w:r>
+          </w:p>
+        </w:tc>
+        <w:tc>
+          <w:tcPr>
+            <w:tcW w:type="dxa" w:w="6885"/>
+            <w:tcBorders>
+              <w:top w:val="single" w:color="D9D2C3" w:sz="4"/>
+              <w:left w:val="single" w:color="D9D2C3" w:sz="4"/>
+              <w:bottom w:val="single" w:color="D9D2C3" w:sz="4"/>
+              <w:right w:val="single" w:color="D9D2C3" w:sz="4"/>
+            </w:tcBorders>
+            <w:tcMar>
+              <w:top w:type="dxa" w:w="80"/>
+              <w:left w:type="dxa" w:w="110"/>
+              <w:bottom w:type="dxa" w:w="80"/>
+              <w:right w:type="dxa" w:w="110"/>
+            </w:tcMar>
+            <w:vAlign w:val="top"/>
+          </w:tcPr>
+          <w:p>
+            <w:pPr>
+              <w:spacing w:after="40" w:line="270"/>
+            </w:pPr>
+            <w:r>
+              <w:t xml:space="preserve">Supplying staff to registered providers does not make us a CQC provider. Supplying carers </w:t>
+            </w:r>
+            <w:r>
+              <w:rPr>
+                <w:b/>
+                <w:bCs/>
+              </w:rPr>
+              <w:t xml:space="preserve">directly to private individuals</w:t>
+            </w:r>
+            <w:r>
+              <w:t xml:space="preserve"> in their homes could, so we supply only to registered providers unless we take advice. We never describe the recruitment business as CQC registered.</w:t>
             </w:r>
           </w:p>
         </w:tc>
@@ -2606,6 +2735,28 @@
           <w:b/>
           <w:bCs/>
         </w:rPr>
+        <w:t xml:space="preserve">Local figures to verify:</w:t>
+      </w:r>
+      <w:r>
+        <w:t xml:space="preserve"> an external research summary suggested Kent has around 917 regulated adult social care services, about 46,000 posts and about 2,700 vacancies, and that Bexley has around 106 services with a vacancy rate near 10.2%. </w:t>
+      </w:r>
+      <w:r>
+        <w:rPr>
+          <w:b/>
+          <w:bCs/>
+        </w:rPr>
+        <w:t xml:space="preserve">[verify each figure against Skills for Care local area data, with the date, before using it]</w:t>
+      </w:r>
+    </w:p>
+    <w:p>
+      <w:pPr>
+        <w:spacing w:after="140" w:line="300"/>
+      </w:pPr>
+      <w:r>
+        <w:rPr>
+          <w:b/>
+          <w:bCs/>
+        </w:rPr>
         <w:t xml:space="preserve">What this means for providers:</w:t>
       </w:r>
       <w:r>
@@ -3505,7 +3656,7 @@
               <w:spacing w:after="40" w:line="270"/>
             </w:pPr>
             <w:r>
-              <w:t xml:space="preserve">Later, with controls</w:t>
+              <w:t xml:space="preserve">Temporary, after go-live</w:t>
             </w:r>
           </w:p>
         </w:tc>
@@ -3531,7 +3682,64 @@
               <w:spacing w:after="40" w:line="270"/>
             </w:pPr>
             <w:r>
-              <w:t xml:space="preserve">Temporary care staff; Registered Nurses only when registration and clinical governance checks are robust</w:t>
+              <w:t xml:space="preserve">Lower-risk non-registered roles: Care Assistants, Senior Care Assistants, Support Workers, Healthcare Assistants, Night Care Staff, Activity Coordinators, Kitchen and Domestic Staff</w:t>
+            </w:r>
+          </w:p>
+        </w:tc>
+      </w:tr>
+      <w:tr>
+        <w:trPr>
+          <w:cantSplit/>
+        </w:trPr>
+        <w:tc>
+          <w:tcPr>
+            <w:tcW w:type="dxa" w:w="2409"/>
+            <w:tcBorders>
+              <w:top w:val="single" w:color="D9D2C3" w:sz="4"/>
+              <w:left w:val="single" w:color="D9D2C3" w:sz="4"/>
+              <w:bottom w:val="single" w:color="D9D2C3" w:sz="4"/>
+              <w:right w:val="single" w:color="D9D2C3" w:sz="4"/>
+            </w:tcBorders>
+            <w:tcMar>
+              <w:top w:type="dxa" w:w="80"/>
+              <w:left w:type="dxa" w:w="110"/>
+              <w:bottom w:type="dxa" w:w="80"/>
+              <w:right w:type="dxa" w:w="110"/>
+            </w:tcMar>
+            <w:vAlign w:val="top"/>
+          </w:tcPr>
+          <w:p>
+            <w:pPr>
+              <w:spacing w:after="40" w:line="270"/>
+            </w:pPr>
+            <w:r>
+              <w:t xml:space="preserve">Not at the start</w:t>
+            </w:r>
+          </w:p>
+        </w:tc>
+        <w:tc>
+          <w:tcPr>
+            <w:tcW w:type="dxa" w:w="7229"/>
+            <w:tcBorders>
+              <w:top w:val="single" w:color="D9D2C3" w:sz="4"/>
+              <w:left w:val="single" w:color="D9D2C3" w:sz="4"/>
+              <w:bottom w:val="single" w:color="D9D2C3" w:sz="4"/>
+              <w:right w:val="single" w:color="D9D2C3" w:sz="4"/>
+            </w:tcBorders>
+            <w:tcMar>
+              <w:top w:type="dxa" w:w="80"/>
+              <w:left w:type="dxa" w:w="110"/>
+              <w:bottom w:type="dxa" w:w="80"/>
+              <w:right w:type="dxa" w:w="110"/>
+            </w:tcMar>
+            <w:vAlign w:val="top"/>
+          </w:tcPr>
+          <w:p>
+            <w:pPr>
+              <w:spacing w:after="40" w:line="270"/>
+            </w:pPr>
+            <w:r>
+              <w:t xml:space="preserve">Registered Nurses, agency Clinical Leads, doctors and specialist clinicians, until compliance is audited and clinical advice is in place</w:t>
             </w:r>
           </w:p>
         </w:tc>
@@ -3759,7 +3967,7 @@
               <w:spacing w:after="40" w:line="270"/>
             </w:pPr>
             <w:r>
-              <w:t xml:space="preserve">Vacancy briefing, search, screening, consented shortlist, interview and offer support, check-ins at weeks 1, 4 and 12</w:t>
+              <w:t xml:space="preserve">Vacancy briefing, search, screening, consented shortlist, interview and offer support, check-ins at days 7, 30, 60 and 90</w:t>
             </w:r>
           </w:p>
         </w:tc>
@@ -3785,7 +3993,7 @@
               <w:spacing w:after="40" w:line="270"/>
             </w:pPr>
             <w:r>
-              <w:t xml:space="preserve">12.5% to 17.5% of first-year salary by role band</w:t>
+              <w:t xml:space="preserve">12.5% to 20% of first-year salary by role band</w:t>
             </w:r>
           </w:p>
         </w:tc>
@@ -3868,7 +4076,7 @@
               <w:spacing w:after="40" w:line="270"/>
             </w:pPr>
             <w:r>
-              <w:t xml:space="preserve">20% or a fixed fee, paid in thirds</w:t>
+              <w:t xml:space="preserve">22.5% or a fixed fee, paid in thirds</w:t>
             </w:r>
           </w:p>
         </w:tc>
@@ -4008,7 +4216,7 @@
               <w:spacing w:after="40" w:line="270"/>
             </w:pPr>
             <w:r>
-              <w:t xml:space="preserve">Checked care staff for shifts and cover</w:t>
+              <w:t xml:space="preserve">Checked care staff for shifts and cover; weekly timesheets and invoices, 7-day payment</w:t>
             </w:r>
           </w:p>
         </w:tc>
@@ -4034,7 +4242,7 @@
               <w:spacing w:after="40" w:line="270"/>
             </w:pPr>
             <w:r>
-              <w:t xml:space="preserve">Charge rate built up from full cost, never below £5.50 gross profit per hour or 20% margin</w:t>
+              <w:t xml:space="preserve">Charge rate built up from full cost (pay, holiday, NI, pension, payroll, checks, insurance, margin), with separate night, weekend and bank holiday rates; never below £5.50 gross profit per hour or 20% margin</w:t>
             </w:r>
           </w:p>
         </w:tc>
@@ -4058,10 +4266,10 @@
         </w:tblBorders>
       </w:tblPr>
       <w:tblGrid>
-        <w:gridCol w:w="3614"/>
-        <w:gridCol w:w="1204"/>
-        <w:gridCol w:w="2409"/>
-        <w:gridCol w:w="2411"/>
+        <w:gridCol w:w="4283"/>
+        <w:gridCol w:w="1070"/>
+        <w:gridCol w:w="2141"/>
+        <w:gridCol w:w="2144"/>
       </w:tblGrid>
       <w:tr>
         <w:trPr>
@@ -4069,7 +4277,7 @@
         </w:trPr>
         <w:tc>
           <w:tcPr>
-            <w:tcW w:type="dxa" w:w="3614"/>
+            <w:tcW w:type="dxa" w:w="4283"/>
             <w:tcBorders>
               <w:top w:val="single" w:color="D9D2C3" w:sz="4"/>
               <w:left w:val="single" w:color="D9D2C3" w:sz="4"/>
@@ -4101,7 +4309,7 @@
         </w:tc>
         <w:tc>
           <w:tcPr>
-            <w:tcW w:type="dxa" w:w="1204"/>
+            <w:tcW w:type="dxa" w:w="1070"/>
             <w:tcBorders>
               <w:top w:val="single" w:color="D9D2C3" w:sz="4"/>
               <w:left w:val="single" w:color="D9D2C3" w:sz="4"/>
@@ -4133,7 +4341,7 @@
         </w:tc>
         <w:tc>
           <w:tcPr>
-            <w:tcW w:type="dxa" w:w="2409"/>
+            <w:tcW w:type="dxa" w:w="2141"/>
             <w:tcBorders>
               <w:top w:val="single" w:color="D9D2C3" w:sz="4"/>
               <w:left w:val="single" w:color="D9D2C3" w:sz="4"/>
@@ -4159,13 +4367,13 @@
                 <w:bCs/>
                 <w:color w:val="1B2B45"/>
               </w:rPr>
-              <w:t xml:space="preserve">Example: £30,000 salary</w:t>
-            </w:r>
-          </w:p>
-        </w:tc>
-        <w:tc>
-          <w:tcPr>
-            <w:tcW w:type="dxa" w:w="2411"/>
+              <w:t xml:space="preserve">Example salary</w:t>
+            </w:r>
+          </w:p>
+        </w:tc>
+        <w:tc>
+          <w:tcPr>
+            <w:tcW w:type="dxa" w:w="2144"/>
             <w:tcBorders>
               <w:top w:val="single" w:color="D9D2C3" w:sz="4"/>
               <w:left w:val="single" w:color="D9D2C3" w:sz="4"/>
@@ -4191,7 +4399,7 @@
                 <w:bCs/>
                 <w:color w:val="1B2B45"/>
               </w:rPr>
-              <w:t xml:space="preserve">Example: £45,000 salary</w:t>
+              <w:t xml:space="preserve">Example fee</w:t>
             </w:r>
           </w:p>
         </w:tc>
@@ -4202,33 +4410,33 @@
         </w:trPr>
         <w:tc>
           <w:tcPr>
-            <w:tcW w:type="dxa" w:w="3614"/>
-            <w:tcBorders>
-              <w:top w:val="single" w:color="D9D2C3" w:sz="4"/>
-              <w:left w:val="single" w:color="D9D2C3" w:sz="4"/>
-              <w:bottom w:val="single" w:color="D9D2C3" w:sz="4"/>
-              <w:right w:val="single" w:color="D9D2C3" w:sz="4"/>
-            </w:tcBorders>
-            <w:tcMar>
-              <w:top w:type="dxa" w:w="80"/>
-              <w:left w:type="dxa" w:w="110"/>
-              <w:bottom w:type="dxa" w:w="80"/>
-              <w:right w:type="dxa" w:w="110"/>
-            </w:tcMar>
-            <w:vAlign w:val="top"/>
-          </w:tcPr>
-          <w:p>
-            <w:pPr>
-              <w:spacing w:after="40" w:line="270"/>
-            </w:pPr>
-            <w:r>
-              <w:t xml:space="preserve">Care and support</w:t>
-            </w:r>
-          </w:p>
-        </w:tc>
-        <w:tc>
-          <w:tcPr>
-            <w:tcW w:type="dxa" w:w="1204"/>
+            <w:tcW w:type="dxa" w:w="4283"/>
+            <w:tcBorders>
+              <w:top w:val="single" w:color="D9D2C3" w:sz="4"/>
+              <w:left w:val="single" w:color="D9D2C3" w:sz="4"/>
+              <w:bottom w:val="single" w:color="D9D2C3" w:sz="4"/>
+              <w:right w:val="single" w:color="D9D2C3" w:sz="4"/>
+            </w:tcBorders>
+            <w:tcMar>
+              <w:top w:type="dxa" w:w="80"/>
+              <w:left w:type="dxa" w:w="110"/>
+              <w:bottom w:type="dxa" w:w="80"/>
+              <w:right w:type="dxa" w:w="110"/>
+            </w:tcMar>
+            <w:vAlign w:val="top"/>
+          </w:tcPr>
+          <w:p>
+            <w:pPr>
+              <w:spacing w:after="40" w:line="270"/>
+            </w:pPr>
+            <w:r>
+              <w:t xml:space="preserve">Care Assistants and Support Workers</w:t>
+            </w:r>
+          </w:p>
+        </w:tc>
+        <w:tc>
+          <w:tcPr>
+            <w:tcW w:type="dxa" w:w="1070"/>
             <w:tcBorders>
               <w:top w:val="single" w:color="D9D2C3" w:sz="4"/>
               <w:left w:val="single" w:color="D9D2C3" w:sz="4"/>
@@ -4254,53 +4462,53 @@
         </w:tc>
         <w:tc>
           <w:tcPr>
-            <w:tcW w:type="dxa" w:w="2409"/>
-            <w:tcBorders>
-              <w:top w:val="single" w:color="D9D2C3" w:sz="4"/>
-              <w:left w:val="single" w:color="D9D2C3" w:sz="4"/>
-              <w:bottom w:val="single" w:color="D9D2C3" w:sz="4"/>
-              <w:right w:val="single" w:color="D9D2C3" w:sz="4"/>
-            </w:tcBorders>
-            <w:tcMar>
-              <w:top w:type="dxa" w:w="80"/>
-              <w:left w:type="dxa" w:w="110"/>
-              <w:bottom w:type="dxa" w:w="80"/>
-              <w:right w:type="dxa" w:w="110"/>
-            </w:tcMar>
-            <w:vAlign w:val="top"/>
-          </w:tcPr>
-          <w:p>
-            <w:pPr>
-              <w:spacing w:after="40" w:line="270"/>
-            </w:pPr>
-            <w:r>
-              <w:t xml:space="preserve">£3,750</w:t>
-            </w:r>
-          </w:p>
-        </w:tc>
-        <w:tc>
-          <w:tcPr>
-            <w:tcW w:type="dxa" w:w="2411"/>
-            <w:tcBorders>
-              <w:top w:val="single" w:color="D9D2C3" w:sz="4"/>
-              <w:left w:val="single" w:color="D9D2C3" w:sz="4"/>
-              <w:bottom w:val="single" w:color="D9D2C3" w:sz="4"/>
-              <w:right w:val="single" w:color="D9D2C3" w:sz="4"/>
-            </w:tcBorders>
-            <w:tcMar>
-              <w:top w:type="dxa" w:w="80"/>
-              <w:left w:type="dxa" w:w="110"/>
-              <w:bottom w:type="dxa" w:w="80"/>
-              <w:right w:type="dxa" w:w="110"/>
-            </w:tcMar>
-            <w:vAlign w:val="top"/>
-          </w:tcPr>
-          <w:p>
-            <w:pPr>
-              <w:spacing w:after="40" w:line="270"/>
-            </w:pPr>
-            <w:r>
-              <w:t xml:space="preserve">—</w:t>
+            <w:tcW w:type="dxa" w:w="2141"/>
+            <w:tcBorders>
+              <w:top w:val="single" w:color="D9D2C3" w:sz="4"/>
+              <w:left w:val="single" w:color="D9D2C3" w:sz="4"/>
+              <w:bottom w:val="single" w:color="D9D2C3" w:sz="4"/>
+              <w:right w:val="single" w:color="D9D2C3" w:sz="4"/>
+            </w:tcBorders>
+            <w:tcMar>
+              <w:top w:type="dxa" w:w="80"/>
+              <w:left w:type="dxa" w:w="110"/>
+              <w:bottom w:type="dxa" w:w="80"/>
+              <w:right w:type="dxa" w:w="110"/>
+            </w:tcMar>
+            <w:vAlign w:val="top"/>
+          </w:tcPr>
+          <w:p>
+            <w:pPr>
+              <w:spacing w:after="40" w:line="270"/>
+            </w:pPr>
+            <w:r>
+              <w:t xml:space="preserve">£25,000</w:t>
+            </w:r>
+          </w:p>
+        </w:tc>
+        <w:tc>
+          <w:tcPr>
+            <w:tcW w:type="dxa" w:w="2144"/>
+            <w:tcBorders>
+              <w:top w:val="single" w:color="D9D2C3" w:sz="4"/>
+              <w:left w:val="single" w:color="D9D2C3" w:sz="4"/>
+              <w:bottom w:val="single" w:color="D9D2C3" w:sz="4"/>
+              <w:right w:val="single" w:color="D9D2C3" w:sz="4"/>
+            </w:tcBorders>
+            <w:tcMar>
+              <w:top w:type="dxa" w:w="80"/>
+              <w:left w:type="dxa" w:w="110"/>
+              <w:bottom w:type="dxa" w:w="80"/>
+              <w:right w:type="dxa" w:w="110"/>
+            </w:tcMar>
+            <w:vAlign w:val="top"/>
+          </w:tcPr>
+          <w:p>
+            <w:pPr>
+              <w:spacing w:after="40" w:line="270"/>
+            </w:pPr>
+            <w:r>
+              <w:t xml:space="preserve">£3,125</w:t>
             </w:r>
           </w:p>
         </w:tc>
@@ -4311,33 +4519,33 @@
         </w:trPr>
         <w:tc>
           <w:tcPr>
-            <w:tcW w:type="dxa" w:w="3614"/>
-            <w:tcBorders>
-              <w:top w:val="single" w:color="D9D2C3" w:sz="4"/>
-              <w:left w:val="single" w:color="D9D2C3" w:sz="4"/>
-              <w:bottom w:val="single" w:color="D9D2C3" w:sz="4"/>
-              <w:right w:val="single" w:color="D9D2C3" w:sz="4"/>
-            </w:tcBorders>
-            <w:tcMar>
-              <w:top w:type="dxa" w:w="80"/>
-              <w:left w:type="dxa" w:w="110"/>
-              <w:bottom w:type="dxa" w:w="80"/>
-              <w:right w:type="dxa" w:w="110"/>
-            </w:tcMar>
-            <w:vAlign w:val="top"/>
-          </w:tcPr>
-          <w:p>
-            <w:pPr>
-              <w:spacing w:after="40" w:line="270"/>
-            </w:pPr>
-            <w:r>
-              <w:t xml:space="preserve">Senior and coordinator</w:t>
-            </w:r>
-          </w:p>
-        </w:tc>
-        <w:tc>
-          <w:tcPr>
-            <w:tcW w:type="dxa" w:w="1204"/>
+            <w:tcW w:type="dxa" w:w="4283"/>
+            <w:tcBorders>
+              <w:top w:val="single" w:color="D9D2C3" w:sz="4"/>
+              <w:left w:val="single" w:color="D9D2C3" w:sz="4"/>
+              <w:bottom w:val="single" w:color="D9D2C3" w:sz="4"/>
+              <w:right w:val="single" w:color="D9D2C3" w:sz="4"/>
+            </w:tcBorders>
+            <w:tcMar>
+              <w:top w:type="dxa" w:w="80"/>
+              <w:left w:type="dxa" w:w="110"/>
+              <w:bottom w:type="dxa" w:w="80"/>
+              <w:right w:type="dxa" w:w="110"/>
+            </w:tcMar>
+            <w:vAlign w:val="top"/>
+          </w:tcPr>
+          <w:p>
+            <w:pPr>
+              <w:spacing w:after="40" w:line="270"/>
+            </w:pPr>
+            <w:r>
+              <w:t xml:space="preserve">Senior Carers and Team Leaders</w:t>
+            </w:r>
+          </w:p>
+        </w:tc>
+        <w:tc>
+          <w:tcPr>
+            <w:tcW w:type="dxa" w:w="1070"/>
             <w:tcBorders>
               <w:top w:val="single" w:color="D9D2C3" w:sz="4"/>
               <w:left w:val="single" w:color="D9D2C3" w:sz="4"/>
@@ -4363,53 +4571,53 @@
         </w:tc>
         <w:tc>
           <w:tcPr>
-            <w:tcW w:type="dxa" w:w="2409"/>
-            <w:tcBorders>
-              <w:top w:val="single" w:color="D9D2C3" w:sz="4"/>
-              <w:left w:val="single" w:color="D9D2C3" w:sz="4"/>
-              <w:bottom w:val="single" w:color="D9D2C3" w:sz="4"/>
-              <w:right w:val="single" w:color="D9D2C3" w:sz="4"/>
-            </w:tcBorders>
-            <w:tcMar>
-              <w:top w:type="dxa" w:w="80"/>
-              <w:left w:type="dxa" w:w="110"/>
-              <w:bottom w:type="dxa" w:w="80"/>
-              <w:right w:type="dxa" w:w="110"/>
-            </w:tcMar>
-            <w:vAlign w:val="top"/>
-          </w:tcPr>
-          <w:p>
-            <w:pPr>
-              <w:spacing w:after="40" w:line="270"/>
-            </w:pPr>
-            <w:r>
-              <w:t xml:space="preserve">£4,500</w:t>
-            </w:r>
-          </w:p>
-        </w:tc>
-        <w:tc>
-          <w:tcPr>
-            <w:tcW w:type="dxa" w:w="2411"/>
-            <w:tcBorders>
-              <w:top w:val="single" w:color="D9D2C3" w:sz="4"/>
-              <w:left w:val="single" w:color="D9D2C3" w:sz="4"/>
-              <w:bottom w:val="single" w:color="D9D2C3" w:sz="4"/>
-              <w:right w:val="single" w:color="D9D2C3" w:sz="4"/>
-            </w:tcBorders>
-            <w:tcMar>
-              <w:top w:type="dxa" w:w="80"/>
-              <w:left w:type="dxa" w:w="110"/>
-              <w:bottom w:type="dxa" w:w="80"/>
-              <w:right w:type="dxa" w:w="110"/>
-            </w:tcMar>
-            <w:vAlign w:val="top"/>
-          </w:tcPr>
-          <w:p>
-            <w:pPr>
-              <w:spacing w:after="40" w:line="270"/>
-            </w:pPr>
-            <w:r>
-              <w:t xml:space="preserve">—</w:t>
+            <w:tcW w:type="dxa" w:w="2141"/>
+            <w:tcBorders>
+              <w:top w:val="single" w:color="D9D2C3" w:sz="4"/>
+              <w:left w:val="single" w:color="D9D2C3" w:sz="4"/>
+              <w:bottom w:val="single" w:color="D9D2C3" w:sz="4"/>
+              <w:right w:val="single" w:color="D9D2C3" w:sz="4"/>
+            </w:tcBorders>
+            <w:tcMar>
+              <w:top w:type="dxa" w:w="80"/>
+              <w:left w:type="dxa" w:w="110"/>
+              <w:bottom w:type="dxa" w:w="80"/>
+              <w:right w:type="dxa" w:w="110"/>
+            </w:tcMar>
+            <w:vAlign w:val="top"/>
+          </w:tcPr>
+          <w:p>
+            <w:pPr>
+              <w:spacing w:after="40" w:line="270"/>
+            </w:pPr>
+            <w:r>
+              <w:t xml:space="preserve">£28,000</w:t>
+            </w:r>
+          </w:p>
+        </w:tc>
+        <w:tc>
+          <w:tcPr>
+            <w:tcW w:type="dxa" w:w="2144"/>
+            <w:tcBorders>
+              <w:top w:val="single" w:color="D9D2C3" w:sz="4"/>
+              <w:left w:val="single" w:color="D9D2C3" w:sz="4"/>
+              <w:bottom w:val="single" w:color="D9D2C3" w:sz="4"/>
+              <w:right w:val="single" w:color="D9D2C3" w:sz="4"/>
+            </w:tcBorders>
+            <w:tcMar>
+              <w:top w:type="dxa" w:w="80"/>
+              <w:left w:type="dxa" w:w="110"/>
+              <w:bottom w:type="dxa" w:w="80"/>
+              <w:right w:type="dxa" w:w="110"/>
+            </w:tcMar>
+            <w:vAlign w:val="top"/>
+          </w:tcPr>
+          <w:p>
+            <w:pPr>
+              <w:spacing w:after="40" w:line="270"/>
+            </w:pPr>
+            <w:r>
+              <w:t xml:space="preserve">£4,200</w:t>
             </w:r>
           </w:p>
         </w:tc>
@@ -4420,33 +4628,33 @@
         </w:trPr>
         <w:tc>
           <w:tcPr>
-            <w:tcW w:type="dxa" w:w="3614"/>
-            <w:tcBorders>
-              <w:top w:val="single" w:color="D9D2C3" w:sz="4"/>
-              <w:left w:val="single" w:color="D9D2C3" w:sz="4"/>
-              <w:bottom w:val="single" w:color="D9D2C3" w:sz="4"/>
-              <w:right w:val="single" w:color="D9D2C3" w:sz="4"/>
-            </w:tcBorders>
-            <w:tcMar>
-              <w:top w:type="dxa" w:w="80"/>
-              <w:left w:type="dxa" w:w="110"/>
-              <w:bottom w:type="dxa" w:w="80"/>
-              <w:right w:type="dxa" w:w="110"/>
-            </w:tcMar>
-            <w:vAlign w:val="top"/>
-          </w:tcPr>
-          <w:p>
-            <w:pPr>
-              <w:spacing w:after="40" w:line="270"/>
-            </w:pPr>
-            <w:r>
-              <w:t xml:space="preserve">Deputy, Registered Manager, Quality</w:t>
-            </w:r>
-          </w:p>
-        </w:tc>
-        <w:tc>
-          <w:tcPr>
-            <w:tcW w:type="dxa" w:w="1204"/>
+            <w:tcW w:type="dxa" w:w="4283"/>
+            <w:tcBorders>
+              <w:top w:val="single" w:color="D9D2C3" w:sz="4"/>
+              <w:left w:val="single" w:color="D9D2C3" w:sz="4"/>
+              <w:bottom w:val="single" w:color="D9D2C3" w:sz="4"/>
+              <w:right w:val="single" w:color="D9D2C3" w:sz="4"/>
+            </w:tcBorders>
+            <w:tcMar>
+              <w:top w:type="dxa" w:w="80"/>
+              <w:left w:type="dxa" w:w="110"/>
+              <w:bottom w:type="dxa" w:w="80"/>
+              <w:right w:type="dxa" w:w="110"/>
+            </w:tcMar>
+            <w:vAlign w:val="top"/>
+          </w:tcPr>
+          <w:p>
+            <w:pPr>
+              <w:spacing w:after="40" w:line="270"/>
+            </w:pPr>
+            <w:r>
+              <w:t xml:space="preserve">Deputy Managers and Care Coordinators</w:t>
+            </w:r>
+          </w:p>
+        </w:tc>
+        <w:tc>
+          <w:tcPr>
+            <w:tcW w:type="dxa" w:w="1070"/>
             <w:tcBorders>
               <w:top w:val="single" w:color="D9D2C3" w:sz="4"/>
               <w:left w:val="single" w:color="D9D2C3" w:sz="4"/>
@@ -4472,53 +4680,53 @@
         </w:tc>
         <w:tc>
           <w:tcPr>
-            <w:tcW w:type="dxa" w:w="2409"/>
-            <w:tcBorders>
-              <w:top w:val="single" w:color="D9D2C3" w:sz="4"/>
-              <w:left w:val="single" w:color="D9D2C3" w:sz="4"/>
-              <w:bottom w:val="single" w:color="D9D2C3" w:sz="4"/>
-              <w:right w:val="single" w:color="D9D2C3" w:sz="4"/>
-            </w:tcBorders>
-            <w:tcMar>
-              <w:top w:type="dxa" w:w="80"/>
-              <w:left w:type="dxa" w:w="110"/>
-              <w:bottom w:type="dxa" w:w="80"/>
-              <w:right w:type="dxa" w:w="110"/>
-            </w:tcMar>
-            <w:vAlign w:val="top"/>
-          </w:tcPr>
-          <w:p>
-            <w:pPr>
-              <w:spacing w:after="40" w:line="270"/>
-            </w:pPr>
-            <w:r>
-              <w:t xml:space="preserve">—</w:t>
-            </w:r>
-          </w:p>
-        </w:tc>
-        <w:tc>
-          <w:tcPr>
-            <w:tcW w:type="dxa" w:w="2411"/>
-            <w:tcBorders>
-              <w:top w:val="single" w:color="D9D2C3" w:sz="4"/>
-              <w:left w:val="single" w:color="D9D2C3" w:sz="4"/>
-              <w:bottom w:val="single" w:color="D9D2C3" w:sz="4"/>
-              <w:right w:val="single" w:color="D9D2C3" w:sz="4"/>
-            </w:tcBorders>
-            <w:tcMar>
-              <w:top w:type="dxa" w:w="80"/>
-              <w:left w:type="dxa" w:w="110"/>
-              <w:bottom w:type="dxa" w:w="80"/>
-              <w:right w:type="dxa" w:w="110"/>
-            </w:tcMar>
-            <w:vAlign w:val="top"/>
-          </w:tcPr>
-          <w:p>
-            <w:pPr>
-              <w:spacing w:after="40" w:line="270"/>
-            </w:pPr>
-            <w:r>
-              <w:t xml:space="preserve">£7,875</w:t>
+            <w:tcW w:type="dxa" w:w="2141"/>
+            <w:tcBorders>
+              <w:top w:val="single" w:color="D9D2C3" w:sz="4"/>
+              <w:left w:val="single" w:color="D9D2C3" w:sz="4"/>
+              <w:bottom w:val="single" w:color="D9D2C3" w:sz="4"/>
+              <w:right w:val="single" w:color="D9D2C3" w:sz="4"/>
+            </w:tcBorders>
+            <w:tcMar>
+              <w:top w:type="dxa" w:w="80"/>
+              <w:left w:type="dxa" w:w="110"/>
+              <w:bottom w:type="dxa" w:w="80"/>
+              <w:right w:type="dxa" w:w="110"/>
+            </w:tcMar>
+            <w:vAlign w:val="top"/>
+          </w:tcPr>
+          <w:p>
+            <w:pPr>
+              <w:spacing w:after="40" w:line="270"/>
+            </w:pPr>
+            <w:r>
+              <w:t xml:space="preserve">£35,000</w:t>
+            </w:r>
+          </w:p>
+        </w:tc>
+        <w:tc>
+          <w:tcPr>
+            <w:tcW w:type="dxa" w:w="2144"/>
+            <w:tcBorders>
+              <w:top w:val="single" w:color="D9D2C3" w:sz="4"/>
+              <w:left w:val="single" w:color="D9D2C3" w:sz="4"/>
+              <w:bottom w:val="single" w:color="D9D2C3" w:sz="4"/>
+              <w:right w:val="single" w:color="D9D2C3" w:sz="4"/>
+            </w:tcBorders>
+            <w:tcMar>
+              <w:top w:type="dxa" w:w="80"/>
+              <w:left w:type="dxa" w:w="110"/>
+              <w:bottom w:type="dxa" w:w="80"/>
+              <w:right w:type="dxa" w:w="110"/>
+            </w:tcMar>
+            <w:vAlign w:val="top"/>
+          </w:tcPr>
+          <w:p>
+            <w:pPr>
+              <w:spacing w:after="40" w:line="270"/>
+            </w:pPr>
+            <w:r>
+              <w:t xml:space="preserve">£6,125</w:t>
             </w:r>
           </w:p>
         </w:tc>
@@ -4529,33 +4737,33 @@
         </w:trPr>
         <w:tc>
           <w:tcPr>
-            <w:tcW w:type="dxa" w:w="3614"/>
-            <w:tcBorders>
-              <w:top w:val="single" w:color="D9D2C3" w:sz="4"/>
-              <w:left w:val="single" w:color="D9D2C3" w:sz="4"/>
-              <w:bottom w:val="single" w:color="D9D2C3" w:sz="4"/>
-              <w:right w:val="single" w:color="D9D2C3" w:sz="4"/>
-            </w:tcBorders>
-            <w:tcMar>
-              <w:top w:type="dxa" w:w="80"/>
-              <w:left w:type="dxa" w:w="110"/>
-              <w:bottom w:type="dxa" w:w="80"/>
-              <w:right w:type="dxa" w:w="110"/>
-            </w:tcMar>
-            <w:vAlign w:val="top"/>
-          </w:tcPr>
-          <w:p>
-            <w:pPr>
-              <w:spacing w:after="40" w:line="270"/>
-            </w:pPr>
-            <w:r>
-              <w:t xml:space="preserve">Executive, retained</w:t>
-            </w:r>
-          </w:p>
-        </w:tc>
-        <w:tc>
-          <w:tcPr>
-            <w:tcW w:type="dxa" w:w="1204"/>
+            <w:tcW w:type="dxa" w:w="4283"/>
+            <w:tcBorders>
+              <w:top w:val="single" w:color="D9D2C3" w:sz="4"/>
+              <w:left w:val="single" w:color="D9D2C3" w:sz="4"/>
+              <w:bottom w:val="single" w:color="D9D2C3" w:sz="4"/>
+              <w:right w:val="single" w:color="D9D2C3" w:sz="4"/>
+            </w:tcBorders>
+            <w:tcMar>
+              <w:top w:type="dxa" w:w="80"/>
+              <w:left w:type="dxa" w:w="110"/>
+              <w:bottom w:type="dxa" w:w="80"/>
+              <w:right w:type="dxa" w:w="110"/>
+            </w:tcMar>
+            <w:vAlign w:val="top"/>
+          </w:tcPr>
+          <w:p>
+            <w:pPr>
+              <w:spacing w:after="40" w:line="270"/>
+            </w:pPr>
+            <w:r>
+              <w:t xml:space="preserve">Registered Managers and Clinical Leads</w:t>
+            </w:r>
+          </w:p>
+        </w:tc>
+        <w:tc>
+          <w:tcPr>
+            <w:tcW w:type="dxa" w:w="1070"/>
             <w:tcBorders>
               <w:top w:val="single" w:color="D9D2C3" w:sz="4"/>
               <w:left w:val="single" w:color="D9D2C3" w:sz="4"/>
@@ -4581,33 +4789,33 @@
         </w:tc>
         <w:tc>
           <w:tcPr>
-            <w:tcW w:type="dxa" w:w="2409"/>
-            <w:tcBorders>
-              <w:top w:val="single" w:color="D9D2C3" w:sz="4"/>
-              <w:left w:val="single" w:color="D9D2C3" w:sz="4"/>
-              <w:bottom w:val="single" w:color="D9D2C3" w:sz="4"/>
-              <w:right w:val="single" w:color="D9D2C3" w:sz="4"/>
-            </w:tcBorders>
-            <w:tcMar>
-              <w:top w:type="dxa" w:w="80"/>
-              <w:left w:type="dxa" w:w="110"/>
-              <w:bottom w:type="dxa" w:w="80"/>
-              <w:right w:type="dxa" w:w="110"/>
-            </w:tcMar>
-            <w:vAlign w:val="top"/>
-          </w:tcPr>
-          <w:p>
-            <w:pPr>
-              <w:spacing w:after="40" w:line="270"/>
-            </w:pPr>
-            <w:r>
-              <w:t xml:space="preserve">—</w:t>
-            </w:r>
-          </w:p>
-        </w:tc>
-        <w:tc>
-          <w:tcPr>
-            <w:tcW w:type="dxa" w:w="2411"/>
+            <w:tcW w:type="dxa" w:w="2141"/>
+            <w:tcBorders>
+              <w:top w:val="single" w:color="D9D2C3" w:sz="4"/>
+              <w:left w:val="single" w:color="D9D2C3" w:sz="4"/>
+              <w:bottom w:val="single" w:color="D9D2C3" w:sz="4"/>
+              <w:right w:val="single" w:color="D9D2C3" w:sz="4"/>
+            </w:tcBorders>
+            <w:tcMar>
+              <w:top w:type="dxa" w:w="80"/>
+              <w:left w:type="dxa" w:w="110"/>
+              <w:bottom w:type="dxa" w:w="80"/>
+              <w:right w:type="dxa" w:w="110"/>
+            </w:tcMar>
+            <w:vAlign w:val="top"/>
+          </w:tcPr>
+          <w:p>
+            <w:pPr>
+              <w:spacing w:after="40" w:line="270"/>
+            </w:pPr>
+            <w:r>
+              <w:t xml:space="preserve">£45,000</w:t>
+            </w:r>
+          </w:p>
+        </w:tc>
+        <w:tc>
+          <w:tcPr>
+            <w:tcW w:type="dxa" w:w="2144"/>
             <w:tcBorders>
               <w:top w:val="single" w:color="D9D2C3" w:sz="4"/>
               <w:left w:val="single" w:color="D9D2C3" w:sz="4"/>
@@ -4628,6 +4836,115 @@
             </w:pPr>
             <w:r>
               <w:t xml:space="preserve">£9,000</w:t>
+            </w:r>
+          </w:p>
+        </w:tc>
+      </w:tr>
+      <w:tr>
+        <w:trPr>
+          <w:cantSplit/>
+        </w:trPr>
+        <w:tc>
+          <w:tcPr>
+            <w:tcW w:type="dxa" w:w="4283"/>
+            <w:tcBorders>
+              <w:top w:val="single" w:color="D9D2C3" w:sz="4"/>
+              <w:left w:val="single" w:color="D9D2C3" w:sz="4"/>
+              <w:bottom w:val="single" w:color="D9D2C3" w:sz="4"/>
+              <w:right w:val="single" w:color="D9D2C3" w:sz="4"/>
+            </w:tcBorders>
+            <w:tcMar>
+              <w:top w:type="dxa" w:w="80"/>
+              <w:left w:type="dxa" w:w="110"/>
+              <w:bottom w:type="dxa" w:w="80"/>
+              <w:right w:type="dxa" w:w="110"/>
+            </w:tcMar>
+            <w:vAlign w:val="top"/>
+          </w:tcPr>
+          <w:p>
+            <w:pPr>
+              <w:spacing w:after="40" w:line="270"/>
+            </w:pPr>
+            <w:r>
+              <w:t xml:space="preserve">Senior operations and quality roles; retained search</w:t>
+            </w:r>
+          </w:p>
+        </w:tc>
+        <w:tc>
+          <w:tcPr>
+            <w:tcW w:type="dxa" w:w="1070"/>
+            <w:tcBorders>
+              <w:top w:val="single" w:color="D9D2C3" w:sz="4"/>
+              <w:left w:val="single" w:color="D9D2C3" w:sz="4"/>
+              <w:bottom w:val="single" w:color="D9D2C3" w:sz="4"/>
+              <w:right w:val="single" w:color="D9D2C3" w:sz="4"/>
+            </w:tcBorders>
+            <w:tcMar>
+              <w:top w:type="dxa" w:w="80"/>
+              <w:left w:type="dxa" w:w="110"/>
+              <w:bottom w:type="dxa" w:w="80"/>
+              <w:right w:type="dxa" w:w="110"/>
+            </w:tcMar>
+            <w:vAlign w:val="top"/>
+          </w:tcPr>
+          <w:p>
+            <w:pPr>
+              <w:spacing w:after="40" w:line="270"/>
+            </w:pPr>
+            <w:r>
+              <w:t xml:space="preserve">22.5%</w:t>
+            </w:r>
+          </w:p>
+        </w:tc>
+        <w:tc>
+          <w:tcPr>
+            <w:tcW w:type="dxa" w:w="2141"/>
+            <w:tcBorders>
+              <w:top w:val="single" w:color="D9D2C3" w:sz="4"/>
+              <w:left w:val="single" w:color="D9D2C3" w:sz="4"/>
+              <w:bottom w:val="single" w:color="D9D2C3" w:sz="4"/>
+              <w:right w:val="single" w:color="D9D2C3" w:sz="4"/>
+            </w:tcBorders>
+            <w:tcMar>
+              <w:top w:type="dxa" w:w="80"/>
+              <w:left w:type="dxa" w:w="110"/>
+              <w:bottom w:type="dxa" w:w="80"/>
+              <w:right w:type="dxa" w:w="110"/>
+            </w:tcMar>
+            <w:vAlign w:val="top"/>
+          </w:tcPr>
+          <w:p>
+            <w:pPr>
+              <w:spacing w:after="40" w:line="270"/>
+            </w:pPr>
+            <w:r>
+              <w:t xml:space="preserve">£55,000</w:t>
+            </w:r>
+          </w:p>
+        </w:tc>
+        <w:tc>
+          <w:tcPr>
+            <w:tcW w:type="dxa" w:w="2144"/>
+            <w:tcBorders>
+              <w:top w:val="single" w:color="D9D2C3" w:sz="4"/>
+              <w:left w:val="single" w:color="D9D2C3" w:sz="4"/>
+              <w:bottom w:val="single" w:color="D9D2C3" w:sz="4"/>
+              <w:right w:val="single" w:color="D9D2C3" w:sz="4"/>
+            </w:tcBorders>
+            <w:tcMar>
+              <w:top w:type="dxa" w:w="80"/>
+              <w:left w:type="dxa" w:w="110"/>
+              <w:bottom w:type="dxa" w:w="80"/>
+              <w:right w:type="dxa" w:w="110"/>
+            </w:tcMar>
+            <w:vAlign w:val="top"/>
+          </w:tcPr>
+          <w:p>
+            <w:pPr>
+              <w:spacing w:after="40" w:line="270"/>
+            </w:pPr>
+            <w:r>
+              <w:t xml:space="preserve">£12,375</w:t>
             </w:r>
           </w:p>
         </w:tc>
@@ -4643,7 +4960,22 @@
         <w:spacing w:after="140" w:line="300"/>
       </w:pPr>
       <w:r>
-        <w:t xml:space="preserve">Fees exclude VAT. Early-leaver refunds apply for 12 weeks (see Client Terms Of Business).</w:t>
+        <w:t xml:space="preserve">Fees exclude VAT. Example salaries are illustrations, not market data.</w:t>
+      </w:r>
+    </w:p>
+    <w:p>
+      <w:pPr>
+        <w:spacing w:after="140" w:line="300"/>
+      </w:pPr>
+      <w:r>
+        <w:rPr>
+          <w:b/>
+          <w:bCs/>
+        </w:rPr>
+        <w:t xml:space="preserve">Guarantee:</w:t>
+      </w:r>
+      <w:r>
+        <w:t xml:space="preserve"> days 0 to 30 free replacement; days 31 to 60 a 50% credit; days 61 to 90 a 25% credit. Only if the invoice was paid on time, the leaver was not made redundant or dismissed unfairly, and we ran the whole process.</w:t>
       </w:r>
     </w:p>
     <w:p>
@@ -5284,6 +5616,93 @@
       <w:pPr>
         <w:spacing w:after="120"/>
       </w:pPr>
+    </w:p>
+    <w:p>
+      <w:pPr>
+        <w:pStyle w:val="Heading2"/>
+        <w:keepNext/>
+      </w:pPr>
+      <w:r>
+        <w:t xml:space="preserve">Our service standards</w:t>
+      </w:r>
+    </w:p>
+    <w:p>
+      <w:pPr>
+        <w:pStyle w:val="ListParagraph"/>
+        <w:numPr>
+          <w:ilvl w:val="0"/>
+          <w:numId w:val="3"/>
+        </w:numPr>
+        <w:spacing w:after="80" w:line="290"/>
+      </w:pPr>
+      <w:r>
+        <w:t xml:space="preserve">Reply to client calls within 30 minutes during working hours.</w:t>
+      </w:r>
+    </w:p>
+    <w:p>
+      <w:pPr>
+        <w:pStyle w:val="ListParagraph"/>
+        <w:numPr>
+          <w:ilvl w:val="0"/>
+          <w:numId w:val="3"/>
+        </w:numPr>
+        <w:spacing w:after="80" w:line="290"/>
+      </w:pPr>
+      <w:r>
+        <w:t xml:space="preserve">A credible shortlist within 24 to 48 hours where the market allows, never padded with weak CVs.</w:t>
+      </w:r>
+    </w:p>
+    <w:p>
+      <w:pPr>
+        <w:pStyle w:val="ListParagraph"/>
+        <w:numPr>
+          <w:ilvl w:val="0"/>
+          <w:numId w:val="3"/>
+        </w:numPr>
+        <w:spacing w:after="80" w:line="290"/>
+      </w:pPr>
+      <w:r>
+        <w:t xml:space="preserve">Interview every candidate properly, and never send a CV without the candidate’s permission.</w:t>
+      </w:r>
+    </w:p>
+    <w:p>
+      <w:pPr>
+        <w:pStyle w:val="ListParagraph"/>
+        <w:numPr>
+          <w:ilvl w:val="0"/>
+          <w:numId w:val="3"/>
+        </w:numPr>
+        <w:spacing w:after="80" w:line="290"/>
+      </w:pPr>
+      <w:r>
+        <w:t xml:space="preserve">Never send an unverified worker into a setting with vulnerable people.</w:t>
+      </w:r>
+    </w:p>
+    <w:p>
+      <w:pPr>
+        <w:pStyle w:val="ListParagraph"/>
+        <w:numPr>
+          <w:ilvl w:val="0"/>
+          <w:numId w:val="3"/>
+        </w:numPr>
+        <w:spacing w:after="80" w:line="290"/>
+      </w:pPr>
+      <w:r>
+        <w:t xml:space="preserve">Check in after every first temporary shift, and at days 7, 30, 60 and 90 for permanent placements.</w:t>
+      </w:r>
+    </w:p>
+    <w:p>
+      <w:pPr>
+        <w:pStyle w:val="ListParagraph"/>
+        <w:numPr>
+          <w:ilvl w:val="0"/>
+          <w:numId w:val="3"/>
+        </w:numPr>
+        <w:spacing w:after="80" w:line="290"/>
+      </w:pPr>
+      <w:r>
+        <w:t xml:space="preserve">Record why people leave, and give honest market advice, including when a client’s pay rate is too low.</w:t>
+      </w:r>
     </w:p>
     <w:p>
       <w:pPr>
@@ -5962,7 +6381,7 @@
         <w:spacing w:after="90" w:line="290"/>
       </w:pPr>
       <w:r>
-        <w:t xml:space="preserve">Check in at week 1, week 4 and week 12, and record why anyone leaves early.</w:t>
+        <w:t xml:space="preserve">Check in at days 7, 30, 60 and 90, and record why anyone leaves early.</w:t>
       </w:r>
     </w:p>
     <w:p>
@@ -6796,6 +7215,735 @@
       <w:pPr>
         <w:spacing w:after="120"/>
       </w:pPr>
+    </w:p>
+    <w:p>
+      <w:pPr>
+        <w:pStyle w:val="Heading2"/>
+        <w:keepNext/>
+      </w:pPr>
+      <w:r>
+        <w:t xml:space="preserve">Insurance we need</w:t>
+      </w:r>
+    </w:p>
+    <w:tbl>
+      <w:tblPr>
+        <w:tblW w:type="dxa" w:w="9638"/>
+        <w:tblBorders>
+          <w:top w:val="single" w:color="auto" w:sz="4"/>
+          <w:left w:val="single" w:color="auto" w:sz="4"/>
+          <w:bottom w:val="single" w:color="auto" w:sz="4"/>
+          <w:right w:val="single" w:color="auto" w:sz="4"/>
+          <w:insideH w:val="single" w:color="auto" w:sz="4"/>
+          <w:insideV w:val="single" w:color="auto" w:sz="4"/>
+        </w:tblBorders>
+      </w:tblPr>
+      <w:tblGrid>
+        <w:gridCol w:w="2224"/>
+        <w:gridCol w:w="2224"/>
+        <w:gridCol w:w="2224"/>
+        <w:gridCol w:w="2966"/>
+      </w:tblGrid>
+      <w:tr>
+        <w:trPr>
+          <w:tblHeader/>
+        </w:trPr>
+        <w:tc>
+          <w:tcPr>
+            <w:tcW w:type="dxa" w:w="2224"/>
+            <w:tcBorders>
+              <w:top w:val="single" w:color="D9D2C3" w:sz="4"/>
+              <w:left w:val="single" w:color="D9D2C3" w:sz="4"/>
+              <w:bottom w:val="single" w:color="D9D2C3" w:sz="4"/>
+              <w:right w:val="single" w:color="D9D2C3" w:sz="4"/>
+            </w:tcBorders>
+            <w:shd w:fill="F3EFE6" w:color="auto" w:val="clear"/>
+            <w:tcMar>
+              <w:top w:type="dxa" w:w="80"/>
+              <w:left w:type="dxa" w:w="110"/>
+              <w:bottom w:type="dxa" w:w="80"/>
+              <w:right w:type="dxa" w:w="110"/>
+            </w:tcMar>
+            <w:vAlign w:val="top"/>
+          </w:tcPr>
+          <w:p>
+            <w:pPr>
+              <w:spacing w:after="40" w:line="270"/>
+            </w:pPr>
+            <w:r>
+              <w:rPr>
+                <w:b/>
+                <w:bCs/>
+                <w:color w:val="1B2B45"/>
+              </w:rPr>
+              <w:t xml:space="preserve">Cover</w:t>
+            </w:r>
+          </w:p>
+        </w:tc>
+        <w:tc>
+          <w:tcPr>
+            <w:tcW w:type="dxa" w:w="2224"/>
+            <w:tcBorders>
+              <w:top w:val="single" w:color="D9D2C3" w:sz="4"/>
+              <w:left w:val="single" w:color="D9D2C3" w:sz="4"/>
+              <w:bottom w:val="single" w:color="D9D2C3" w:sz="4"/>
+              <w:right w:val="single" w:color="D9D2C3" w:sz="4"/>
+            </w:tcBorders>
+            <w:shd w:fill="F3EFE6" w:color="auto" w:val="clear"/>
+            <w:tcMar>
+              <w:top w:type="dxa" w:w="80"/>
+              <w:left w:type="dxa" w:w="110"/>
+              <w:bottom w:type="dxa" w:w="80"/>
+              <w:right w:type="dxa" w:w="110"/>
+            </w:tcMar>
+            <w:vAlign w:val="top"/>
+          </w:tcPr>
+          <w:p>
+            <w:pPr>
+              <w:spacing w:after="40" w:line="270"/>
+            </w:pPr>
+            <w:r>
+              <w:rPr>
+                <w:b/>
+                <w:bCs/>
+                <w:color w:val="1B2B45"/>
+              </w:rPr>
+              <w:t xml:space="preserve">Suggested level</w:t>
+            </w:r>
+          </w:p>
+        </w:tc>
+        <w:tc>
+          <w:tcPr>
+            <w:tcW w:type="dxa" w:w="2224"/>
+            <w:tcBorders>
+              <w:top w:val="single" w:color="D9D2C3" w:sz="4"/>
+              <w:left w:val="single" w:color="D9D2C3" w:sz="4"/>
+              <w:bottom w:val="single" w:color="D9D2C3" w:sz="4"/>
+              <w:right w:val="single" w:color="D9D2C3" w:sz="4"/>
+            </w:tcBorders>
+            <w:shd w:fill="F3EFE6" w:color="auto" w:val="clear"/>
+            <w:tcMar>
+              <w:top w:type="dxa" w:w="80"/>
+              <w:left w:type="dxa" w:w="110"/>
+              <w:bottom w:type="dxa" w:w="80"/>
+              <w:right w:type="dxa" w:w="110"/>
+            </w:tcMar>
+            <w:vAlign w:val="top"/>
+          </w:tcPr>
+          <w:p>
+            <w:pPr>
+              <w:spacing w:after="40" w:line="270"/>
+            </w:pPr>
+            <w:r>
+              <w:rPr>
+                <w:b/>
+                <w:bCs/>
+                <w:color w:val="1B2B45"/>
+              </w:rPr>
+              <w:t xml:space="preserve">When</w:t>
+            </w:r>
+          </w:p>
+        </w:tc>
+        <w:tc>
+          <w:tcPr>
+            <w:tcW w:type="dxa" w:w="2966"/>
+            <w:tcBorders>
+              <w:top w:val="single" w:color="D9D2C3" w:sz="4"/>
+              <w:left w:val="single" w:color="D9D2C3" w:sz="4"/>
+              <w:bottom w:val="single" w:color="D9D2C3" w:sz="4"/>
+              <w:right w:val="single" w:color="D9D2C3" w:sz="4"/>
+            </w:tcBorders>
+            <w:shd w:fill="F3EFE6" w:color="auto" w:val="clear"/>
+            <w:tcMar>
+              <w:top w:type="dxa" w:w="80"/>
+              <w:left w:type="dxa" w:w="110"/>
+              <w:bottom w:type="dxa" w:w="80"/>
+              <w:right w:type="dxa" w:w="110"/>
+            </w:tcMar>
+            <w:vAlign w:val="top"/>
+          </w:tcPr>
+          <w:p>
+            <w:pPr>
+              <w:spacing w:after="40" w:line="270"/>
+            </w:pPr>
+            <w:r>
+              <w:rPr>
+                <w:b/>
+                <w:bCs/>
+                <w:color w:val="1B2B45"/>
+              </w:rPr>
+              <w:t xml:space="preserve">Why</w:t>
+            </w:r>
+          </w:p>
+        </w:tc>
+      </w:tr>
+      <w:tr>
+        <w:trPr>
+          <w:cantSplit/>
+        </w:trPr>
+        <w:tc>
+          <w:tcPr>
+            <w:tcW w:type="dxa" w:w="2224"/>
+            <w:tcBorders>
+              <w:top w:val="single" w:color="D9D2C3" w:sz="4"/>
+              <w:left w:val="single" w:color="D9D2C3" w:sz="4"/>
+              <w:bottom w:val="single" w:color="D9D2C3" w:sz="4"/>
+              <w:right w:val="single" w:color="D9D2C3" w:sz="4"/>
+            </w:tcBorders>
+            <w:tcMar>
+              <w:top w:type="dxa" w:w="80"/>
+              <w:left w:type="dxa" w:w="110"/>
+              <w:bottom w:type="dxa" w:w="80"/>
+              <w:right w:type="dxa" w:w="110"/>
+            </w:tcMar>
+            <w:vAlign w:val="top"/>
+          </w:tcPr>
+          <w:p>
+            <w:pPr>
+              <w:spacing w:after="40" w:line="270"/>
+            </w:pPr>
+            <w:r>
+              <w:t xml:space="preserve">Professional indemnity</w:t>
+            </w:r>
+          </w:p>
+        </w:tc>
+        <w:tc>
+          <w:tcPr>
+            <w:tcW w:type="dxa" w:w="2224"/>
+            <w:tcBorders>
+              <w:top w:val="single" w:color="D9D2C3" w:sz="4"/>
+              <w:left w:val="single" w:color="D9D2C3" w:sz="4"/>
+              <w:bottom w:val="single" w:color="D9D2C3" w:sz="4"/>
+              <w:right w:val="single" w:color="D9D2C3" w:sz="4"/>
+            </w:tcBorders>
+            <w:tcMar>
+              <w:top w:type="dxa" w:w="80"/>
+              <w:left w:type="dxa" w:w="110"/>
+              <w:bottom w:type="dxa" w:w="80"/>
+              <w:right w:type="dxa" w:w="110"/>
+            </w:tcMar>
+            <w:vAlign w:val="top"/>
+          </w:tcPr>
+          <w:p>
+            <w:pPr>
+              <w:spacing w:after="40" w:line="270"/>
+            </w:pPr>
+            <w:r>
+              <w:t xml:space="preserve">£1m to £2m</w:t>
+            </w:r>
+          </w:p>
+        </w:tc>
+        <w:tc>
+          <w:tcPr>
+            <w:tcW w:type="dxa" w:w="2224"/>
+            <w:tcBorders>
+              <w:top w:val="single" w:color="D9D2C3" w:sz="4"/>
+              <w:left w:val="single" w:color="D9D2C3" w:sz="4"/>
+              <w:bottom w:val="single" w:color="D9D2C3" w:sz="4"/>
+              <w:right w:val="single" w:color="D9D2C3" w:sz="4"/>
+            </w:tcBorders>
+            <w:tcMar>
+              <w:top w:type="dxa" w:w="80"/>
+              <w:left w:type="dxa" w:w="110"/>
+              <w:bottom w:type="dxa" w:w="80"/>
+              <w:right w:type="dxa" w:w="110"/>
+            </w:tcMar>
+            <w:vAlign w:val="top"/>
+          </w:tcPr>
+          <w:p>
+            <w:pPr>
+              <w:spacing w:after="40" w:line="270"/>
+            </w:pPr>
+            <w:r>
+              <w:t xml:space="preserve">Before the first placement</w:t>
+            </w:r>
+          </w:p>
+        </w:tc>
+        <w:tc>
+          <w:tcPr>
+            <w:tcW w:type="dxa" w:w="2966"/>
+            <w:tcBorders>
+              <w:top w:val="single" w:color="D9D2C3" w:sz="4"/>
+              <w:left w:val="single" w:color="D9D2C3" w:sz="4"/>
+              <w:bottom w:val="single" w:color="D9D2C3" w:sz="4"/>
+              <w:right w:val="single" w:color="D9D2C3" w:sz="4"/>
+            </w:tcBorders>
+            <w:tcMar>
+              <w:top w:type="dxa" w:w="80"/>
+              <w:left w:type="dxa" w:w="110"/>
+              <w:bottom w:type="dxa" w:w="80"/>
+              <w:right w:type="dxa" w:w="110"/>
+            </w:tcMar>
+            <w:vAlign w:val="top"/>
+          </w:tcPr>
+          <w:p>
+            <w:pPr>
+              <w:spacing w:after="40" w:line="270"/>
+            </w:pPr>
+            <w:r>
+              <w:t xml:space="preserve">Claims about negligent recruitment, checks or advice</w:t>
+            </w:r>
+          </w:p>
+        </w:tc>
+      </w:tr>
+      <w:tr>
+        <w:trPr>
+          <w:cantSplit/>
+        </w:trPr>
+        <w:tc>
+          <w:tcPr>
+            <w:tcW w:type="dxa" w:w="2224"/>
+            <w:tcBorders>
+              <w:top w:val="single" w:color="D9D2C3" w:sz="4"/>
+              <w:left w:val="single" w:color="D9D2C3" w:sz="4"/>
+              <w:bottom w:val="single" w:color="D9D2C3" w:sz="4"/>
+              <w:right w:val="single" w:color="D9D2C3" w:sz="4"/>
+            </w:tcBorders>
+            <w:tcMar>
+              <w:top w:type="dxa" w:w="80"/>
+              <w:left w:type="dxa" w:w="110"/>
+              <w:bottom w:type="dxa" w:w="80"/>
+              <w:right w:type="dxa" w:w="110"/>
+            </w:tcMar>
+            <w:vAlign w:val="top"/>
+          </w:tcPr>
+          <w:p>
+            <w:pPr>
+              <w:spacing w:after="40" w:line="270"/>
+            </w:pPr>
+            <w:r>
+              <w:t xml:space="preserve">Employers’ liability</w:t>
+            </w:r>
+          </w:p>
+        </w:tc>
+        <w:tc>
+          <w:tcPr>
+            <w:tcW w:type="dxa" w:w="2224"/>
+            <w:tcBorders>
+              <w:top w:val="single" w:color="D9D2C3" w:sz="4"/>
+              <w:left w:val="single" w:color="D9D2C3" w:sz="4"/>
+              <w:bottom w:val="single" w:color="D9D2C3" w:sz="4"/>
+              <w:right w:val="single" w:color="D9D2C3" w:sz="4"/>
+            </w:tcBorders>
+            <w:tcMar>
+              <w:top w:type="dxa" w:w="80"/>
+              <w:left w:type="dxa" w:w="110"/>
+              <w:bottom w:type="dxa" w:w="80"/>
+              <w:right w:type="dxa" w:w="110"/>
+            </w:tcMar>
+            <w:vAlign w:val="top"/>
+          </w:tcPr>
+          <w:p>
+            <w:pPr>
+              <w:spacing w:after="40" w:line="270"/>
+            </w:pPr>
+            <w:r>
+              <w:t xml:space="preserve">At least £5m by law; £10m is common</w:t>
+            </w:r>
+          </w:p>
+        </w:tc>
+        <w:tc>
+          <w:tcPr>
+            <w:tcW w:type="dxa" w:w="2224"/>
+            <w:tcBorders>
+              <w:top w:val="single" w:color="D9D2C3" w:sz="4"/>
+              <w:left w:val="single" w:color="D9D2C3" w:sz="4"/>
+              <w:bottom w:val="single" w:color="D9D2C3" w:sz="4"/>
+              <w:right w:val="single" w:color="D9D2C3" w:sz="4"/>
+            </w:tcBorders>
+            <w:tcMar>
+              <w:top w:type="dxa" w:w="80"/>
+              <w:left w:type="dxa" w:w="110"/>
+              <w:bottom w:type="dxa" w:w="80"/>
+              <w:right w:type="dxa" w:w="110"/>
+            </w:tcMar>
+            <w:vAlign w:val="top"/>
+          </w:tcPr>
+          <w:p>
+            <w:pPr>
+              <w:spacing w:after="40" w:line="270"/>
+            </w:pPr>
+            <w:r>
+              <w:t xml:space="preserve">As soon as we employ anyone, including temporary workers</w:t>
+            </w:r>
+          </w:p>
+        </w:tc>
+        <w:tc>
+          <w:tcPr>
+            <w:tcW w:type="dxa" w:w="2966"/>
+            <w:tcBorders>
+              <w:top w:val="single" w:color="D9D2C3" w:sz="4"/>
+              <w:left w:val="single" w:color="D9D2C3" w:sz="4"/>
+              <w:bottom w:val="single" w:color="D9D2C3" w:sz="4"/>
+              <w:right w:val="single" w:color="D9D2C3" w:sz="4"/>
+            </w:tcBorders>
+            <w:tcMar>
+              <w:top w:type="dxa" w:w="80"/>
+              <w:left w:type="dxa" w:w="110"/>
+              <w:bottom w:type="dxa" w:w="80"/>
+              <w:right w:type="dxa" w:w="110"/>
+            </w:tcMar>
+            <w:vAlign w:val="top"/>
+          </w:tcPr>
+          <w:p>
+            <w:pPr>
+              <w:spacing w:after="40" w:line="270"/>
+            </w:pPr>
+            <w:r>
+              <w:t xml:space="preserve">Legal requirement; fines for not holding it</w:t>
+            </w:r>
+          </w:p>
+        </w:tc>
+      </w:tr>
+      <w:tr>
+        <w:trPr>
+          <w:cantSplit/>
+        </w:trPr>
+        <w:tc>
+          <w:tcPr>
+            <w:tcW w:type="dxa" w:w="2224"/>
+            <w:tcBorders>
+              <w:top w:val="single" w:color="D9D2C3" w:sz="4"/>
+              <w:left w:val="single" w:color="D9D2C3" w:sz="4"/>
+              <w:bottom w:val="single" w:color="D9D2C3" w:sz="4"/>
+              <w:right w:val="single" w:color="D9D2C3" w:sz="4"/>
+            </w:tcBorders>
+            <w:tcMar>
+              <w:top w:type="dxa" w:w="80"/>
+              <w:left w:type="dxa" w:w="110"/>
+              <w:bottom w:type="dxa" w:w="80"/>
+              <w:right w:type="dxa" w:w="110"/>
+            </w:tcMar>
+            <w:vAlign w:val="top"/>
+          </w:tcPr>
+          <w:p>
+            <w:pPr>
+              <w:spacing w:after="40" w:line="270"/>
+            </w:pPr>
+            <w:r>
+              <w:t xml:space="preserve">Public liability</w:t>
+            </w:r>
+          </w:p>
+        </w:tc>
+        <w:tc>
+          <w:tcPr>
+            <w:tcW w:type="dxa" w:w="2224"/>
+            <w:tcBorders>
+              <w:top w:val="single" w:color="D9D2C3" w:sz="4"/>
+              <w:left w:val="single" w:color="D9D2C3" w:sz="4"/>
+              <w:bottom w:val="single" w:color="D9D2C3" w:sz="4"/>
+              <w:right w:val="single" w:color="D9D2C3" w:sz="4"/>
+            </w:tcBorders>
+            <w:tcMar>
+              <w:top w:type="dxa" w:w="80"/>
+              <w:left w:type="dxa" w:w="110"/>
+              <w:bottom w:type="dxa" w:w="80"/>
+              <w:right w:type="dxa" w:w="110"/>
+            </w:tcMar>
+            <w:vAlign w:val="top"/>
+          </w:tcPr>
+          <w:p>
+            <w:pPr>
+              <w:spacing w:after="40" w:line="270"/>
+            </w:pPr>
+            <w:r>
+              <w:t xml:space="preserve">£5m to £10m</w:t>
+            </w:r>
+          </w:p>
+        </w:tc>
+        <w:tc>
+          <w:tcPr>
+            <w:tcW w:type="dxa" w:w="2224"/>
+            <w:tcBorders>
+              <w:top w:val="single" w:color="D9D2C3" w:sz="4"/>
+              <w:left w:val="single" w:color="D9D2C3" w:sz="4"/>
+              <w:bottom w:val="single" w:color="D9D2C3" w:sz="4"/>
+              <w:right w:val="single" w:color="D9D2C3" w:sz="4"/>
+            </w:tcBorders>
+            <w:tcMar>
+              <w:top w:type="dxa" w:w="80"/>
+              <w:left w:type="dxa" w:w="110"/>
+              <w:bottom w:type="dxa" w:w="80"/>
+              <w:right w:type="dxa" w:w="110"/>
+            </w:tcMar>
+            <w:vAlign w:val="top"/>
+          </w:tcPr>
+          <w:p>
+            <w:pPr>
+              <w:spacing w:after="40" w:line="270"/>
+            </w:pPr>
+            <w:r>
+              <w:t xml:space="preserve">Before temporary supply (often required by clients)</w:t>
+            </w:r>
+          </w:p>
+        </w:tc>
+        <w:tc>
+          <w:tcPr>
+            <w:tcW w:type="dxa" w:w="2966"/>
+            <w:tcBorders>
+              <w:top w:val="single" w:color="D9D2C3" w:sz="4"/>
+              <w:left w:val="single" w:color="D9D2C3" w:sz="4"/>
+              <w:bottom w:val="single" w:color="D9D2C3" w:sz="4"/>
+              <w:right w:val="single" w:color="D9D2C3" w:sz="4"/>
+            </w:tcBorders>
+            <w:tcMar>
+              <w:top w:type="dxa" w:w="80"/>
+              <w:left w:type="dxa" w:w="110"/>
+              <w:bottom w:type="dxa" w:w="80"/>
+              <w:right w:type="dxa" w:w="110"/>
+            </w:tcMar>
+            <w:vAlign w:val="top"/>
+          </w:tcPr>
+          <w:p>
+            <w:pPr>
+              <w:spacing w:after="40" w:line="270"/>
+            </w:pPr>
+            <w:r>
+              <w:t xml:space="preserve">Third-party injury or damage</w:t>
+            </w:r>
+          </w:p>
+        </w:tc>
+      </w:tr>
+      <w:tr>
+        <w:trPr>
+          <w:cantSplit/>
+        </w:trPr>
+        <w:tc>
+          <w:tcPr>
+            <w:tcW w:type="dxa" w:w="2224"/>
+            <w:tcBorders>
+              <w:top w:val="single" w:color="D9D2C3" w:sz="4"/>
+              <w:left w:val="single" w:color="D9D2C3" w:sz="4"/>
+              <w:bottom w:val="single" w:color="D9D2C3" w:sz="4"/>
+              <w:right w:val="single" w:color="D9D2C3" w:sz="4"/>
+            </w:tcBorders>
+            <w:tcMar>
+              <w:top w:type="dxa" w:w="80"/>
+              <w:left w:type="dxa" w:w="110"/>
+              <w:bottom w:type="dxa" w:w="80"/>
+              <w:right w:type="dxa" w:w="110"/>
+            </w:tcMar>
+            <w:vAlign w:val="top"/>
+          </w:tcPr>
+          <w:p>
+            <w:pPr>
+              <w:spacing w:after="40" w:line="270"/>
+            </w:pPr>
+            <w:r>
+              <w:t xml:space="preserve">Cyber and data</w:t>
+            </w:r>
+          </w:p>
+        </w:tc>
+        <w:tc>
+          <w:tcPr>
+            <w:tcW w:type="dxa" w:w="2224"/>
+            <w:tcBorders>
+              <w:top w:val="single" w:color="D9D2C3" w:sz="4"/>
+              <w:left w:val="single" w:color="D9D2C3" w:sz="4"/>
+              <w:bottom w:val="single" w:color="D9D2C3" w:sz="4"/>
+              <w:right w:val="single" w:color="D9D2C3" w:sz="4"/>
+            </w:tcBorders>
+            <w:tcMar>
+              <w:top w:type="dxa" w:w="80"/>
+              <w:left w:type="dxa" w:w="110"/>
+              <w:bottom w:type="dxa" w:w="80"/>
+              <w:right w:type="dxa" w:w="110"/>
+            </w:tcMar>
+            <w:vAlign w:val="top"/>
+          </w:tcPr>
+          <w:p>
+            <w:pPr>
+              <w:spacing w:after="40" w:line="270"/>
+            </w:pPr>
+            <w:r>
+              <w:t xml:space="preserve">£250,000 to £500,000</w:t>
+            </w:r>
+          </w:p>
+        </w:tc>
+        <w:tc>
+          <w:tcPr>
+            <w:tcW w:type="dxa" w:w="2224"/>
+            <w:tcBorders>
+              <w:top w:val="single" w:color="D9D2C3" w:sz="4"/>
+              <w:left w:val="single" w:color="D9D2C3" w:sz="4"/>
+              <w:bottom w:val="single" w:color="D9D2C3" w:sz="4"/>
+              <w:right w:val="single" w:color="D9D2C3" w:sz="4"/>
+            </w:tcBorders>
+            <w:tcMar>
+              <w:top w:type="dxa" w:w="80"/>
+              <w:left w:type="dxa" w:w="110"/>
+              <w:bottom w:type="dxa" w:w="80"/>
+              <w:right w:type="dxa" w:w="110"/>
+            </w:tcMar>
+            <w:vAlign w:val="top"/>
+          </w:tcPr>
+          <w:p>
+            <w:pPr>
+              <w:spacing w:after="40" w:line="270"/>
+            </w:pPr>
+            <w:r>
+              <w:t xml:space="preserve">Recommended</w:t>
+            </w:r>
+          </w:p>
+        </w:tc>
+        <w:tc>
+          <w:tcPr>
+            <w:tcW w:type="dxa" w:w="2966"/>
+            <w:tcBorders>
+              <w:top w:val="single" w:color="D9D2C3" w:sz="4"/>
+              <w:left w:val="single" w:color="D9D2C3" w:sz="4"/>
+              <w:bottom w:val="single" w:color="D9D2C3" w:sz="4"/>
+              <w:right w:val="single" w:color="D9D2C3" w:sz="4"/>
+            </w:tcBorders>
+            <w:tcMar>
+              <w:top w:type="dxa" w:w="80"/>
+              <w:left w:type="dxa" w:w="110"/>
+              <w:bottom w:type="dxa" w:w="80"/>
+              <w:right w:type="dxa" w:w="110"/>
+            </w:tcMar>
+            <w:vAlign w:val="top"/>
+          </w:tcPr>
+          <w:p>
+            <w:pPr>
+              <w:spacing w:after="40" w:line="270"/>
+            </w:pPr>
+            <w:r>
+              <w:t xml:space="preserve">Data breach and cyber attack costs</w:t>
+            </w:r>
+          </w:p>
+        </w:tc>
+      </w:tr>
+      <w:tr>
+        <w:trPr>
+          <w:cantSplit/>
+        </w:trPr>
+        <w:tc>
+          <w:tcPr>
+            <w:tcW w:type="dxa" w:w="2224"/>
+            <w:tcBorders>
+              <w:top w:val="single" w:color="D9D2C3" w:sz="4"/>
+              <w:left w:val="single" w:color="D9D2C3" w:sz="4"/>
+              <w:bottom w:val="single" w:color="D9D2C3" w:sz="4"/>
+              <w:right w:val="single" w:color="D9D2C3" w:sz="4"/>
+            </w:tcBorders>
+            <w:tcMar>
+              <w:top w:type="dxa" w:w="80"/>
+              <w:left w:type="dxa" w:w="110"/>
+              <w:bottom w:type="dxa" w:w="80"/>
+              <w:right w:type="dxa" w:w="110"/>
+            </w:tcMar>
+            <w:vAlign w:val="top"/>
+          </w:tcPr>
+          <w:p>
+            <w:pPr>
+              <w:spacing w:after="40" w:line="270"/>
+            </w:pPr>
+            <w:r>
+              <w:t xml:space="preserve">Directors and officers, legal expenses, crime</w:t>
+            </w:r>
+          </w:p>
+        </w:tc>
+        <w:tc>
+          <w:tcPr>
+            <w:tcW w:type="dxa" w:w="2224"/>
+            <w:tcBorders>
+              <w:top w:val="single" w:color="D9D2C3" w:sz="4"/>
+              <w:left w:val="single" w:color="D9D2C3" w:sz="4"/>
+              <w:bottom w:val="single" w:color="D9D2C3" w:sz="4"/>
+              <w:right w:val="single" w:color="D9D2C3" w:sz="4"/>
+            </w:tcBorders>
+            <w:tcMar>
+              <w:top w:type="dxa" w:w="80"/>
+              <w:left w:type="dxa" w:w="110"/>
+              <w:bottom w:type="dxa" w:w="80"/>
+              <w:right w:type="dxa" w:w="110"/>
+            </w:tcMar>
+            <w:vAlign w:val="top"/>
+          </w:tcPr>
+          <w:p>
+            <w:pPr>
+              <w:spacing w:after="40" w:line="270"/>
+            </w:pPr>
+            <w:r>
+              <w:t xml:space="preserve">As advised</w:t>
+            </w:r>
+          </w:p>
+        </w:tc>
+        <w:tc>
+          <w:tcPr>
+            <w:tcW w:type="dxa" w:w="2224"/>
+            <w:tcBorders>
+              <w:top w:val="single" w:color="D9D2C3" w:sz="4"/>
+              <w:left w:val="single" w:color="D9D2C3" w:sz="4"/>
+              <w:bottom w:val="single" w:color="D9D2C3" w:sz="4"/>
+              <w:right w:val="single" w:color="D9D2C3" w:sz="4"/>
+            </w:tcBorders>
+            <w:tcMar>
+              <w:top w:type="dxa" w:w="80"/>
+              <w:left w:type="dxa" w:w="110"/>
+              <w:bottom w:type="dxa" w:w="80"/>
+              <w:right w:type="dxa" w:w="110"/>
+            </w:tcMar>
+            <w:vAlign w:val="top"/>
+          </w:tcPr>
+          <w:p>
+            <w:pPr>
+              <w:spacing w:after="40" w:line="270"/>
+            </w:pPr>
+            <w:r>
+              <w:t xml:space="preserve">Optional</w:t>
+            </w:r>
+          </w:p>
+        </w:tc>
+        <w:tc>
+          <w:tcPr>
+            <w:tcW w:type="dxa" w:w="2966"/>
+            <w:tcBorders>
+              <w:top w:val="single" w:color="D9D2C3" w:sz="4"/>
+              <w:left w:val="single" w:color="D9D2C3" w:sz="4"/>
+              <w:bottom w:val="single" w:color="D9D2C3" w:sz="4"/>
+              <w:right w:val="single" w:color="D9D2C3" w:sz="4"/>
+            </w:tcBorders>
+            <w:tcMar>
+              <w:top w:type="dxa" w:w="80"/>
+              <w:left w:type="dxa" w:w="110"/>
+              <w:bottom w:type="dxa" w:w="80"/>
+              <w:right w:type="dxa" w:w="110"/>
+            </w:tcMar>
+            <w:vAlign w:val="top"/>
+          </w:tcPr>
+          <w:p>
+            <w:pPr>
+              <w:spacing w:after="40" w:line="270"/>
+            </w:pPr>
+            <w:r>
+              <w:t xml:space="preserve">Director protection, disputes, fraud</w:t>
+            </w:r>
+          </w:p>
+        </w:tc>
+      </w:tr>
+    </w:tbl>
+    <w:p>
+      <w:pPr>
+        <w:spacing w:after="120"/>
+      </w:pPr>
+    </w:p>
+    <w:p>
+      <w:pPr>
+        <w:spacing w:after="140" w:line="300"/>
+      </w:pPr>
+      <w:r>
+        <w:t xml:space="preserve">Use a broker who covers </w:t>
+      </w:r>
+      <w:r>
+        <w:rPr>
+          <w:b/>
+          <w:bCs/>
+        </w:rPr>
+        <w:t xml:space="preserve">healthcare staffing</w:t>
+      </w:r>
+      <w:r>
+        <w:t xml:space="preserve">, not general office insurance. See the Insurance Broker Brief in the Legal folder. Suggested levels come from market practice and must be confirmed by the broker.</w:t>
+      </w:r>
     </w:p>
     <w:tbl>
       <w:tblPr>
@@ -13451,6 +14599,741 @@
       <w:pPr>
         <w:spacing w:after="120"/>
       </w:pPr>
+    </w:p>
+    <w:p>
+      <w:pPr>
+        <w:pStyle w:val="Heading2"/>
+        <w:keepNext/>
+      </w:pPr>
+      <w:r>
+        <w:t xml:space="preserve">First 30 days: activity targets</w:t>
+      </w:r>
+    </w:p>
+    <w:tbl>
+      <w:tblPr>
+        <w:tblW w:type="dxa" w:w="9638"/>
+        <w:tblBorders>
+          <w:top w:val="single" w:color="auto" w:sz="4"/>
+          <w:left w:val="single" w:color="auto" w:sz="4"/>
+          <w:bottom w:val="single" w:color="auto" w:sz="4"/>
+          <w:right w:val="single" w:color="auto" w:sz="4"/>
+          <w:insideH w:val="single" w:color="auto" w:sz="4"/>
+          <w:insideV w:val="single" w:color="auto" w:sz="4"/>
+        </w:tblBorders>
+      </w:tblPr>
+      <w:tblGrid>
+        <w:gridCol w:w="5507"/>
+        <w:gridCol w:w="4131"/>
+      </w:tblGrid>
+      <w:tr>
+        <w:trPr>
+          <w:tblHeader/>
+        </w:trPr>
+        <w:tc>
+          <w:tcPr>
+            <w:tcW w:type="dxa" w:w="5507"/>
+            <w:tcBorders>
+              <w:top w:val="single" w:color="D9D2C3" w:sz="4"/>
+              <w:left w:val="single" w:color="D9D2C3" w:sz="4"/>
+              <w:bottom w:val="single" w:color="D9D2C3" w:sz="4"/>
+              <w:right w:val="single" w:color="D9D2C3" w:sz="4"/>
+            </w:tcBorders>
+            <w:shd w:fill="F3EFE6" w:color="auto" w:val="clear"/>
+            <w:tcMar>
+              <w:top w:type="dxa" w:w="80"/>
+              <w:left w:type="dxa" w:w="110"/>
+              <w:bottom w:type="dxa" w:w="80"/>
+              <w:right w:type="dxa" w:w="110"/>
+            </w:tcMar>
+            <w:vAlign w:val="top"/>
+          </w:tcPr>
+          <w:p>
+            <w:pPr>
+              <w:spacing w:after="40" w:line="270"/>
+            </w:pPr>
+            <w:r>
+              <w:rPr>
+                <w:b/>
+                <w:bCs/>
+                <w:color w:val="1B2B45"/>
+              </w:rPr>
+              <w:t xml:space="preserve">Target</w:t>
+            </w:r>
+          </w:p>
+        </w:tc>
+        <w:tc>
+          <w:tcPr>
+            <w:tcW w:type="dxa" w:w="4131"/>
+            <w:tcBorders>
+              <w:top w:val="single" w:color="D9D2C3" w:sz="4"/>
+              <w:left w:val="single" w:color="D9D2C3" w:sz="4"/>
+              <w:bottom w:val="single" w:color="D9D2C3" w:sz="4"/>
+              <w:right w:val="single" w:color="D9D2C3" w:sz="4"/>
+            </w:tcBorders>
+            <w:shd w:fill="F3EFE6" w:color="auto" w:val="clear"/>
+            <w:tcMar>
+              <w:top w:type="dxa" w:w="80"/>
+              <w:left w:type="dxa" w:w="110"/>
+              <w:bottom w:type="dxa" w:w="80"/>
+              <w:right w:type="dxa" w:w="110"/>
+            </w:tcMar>
+            <w:vAlign w:val="top"/>
+          </w:tcPr>
+          <w:p>
+            <w:pPr>
+              <w:spacing w:after="40" w:line="270"/>
+            </w:pPr>
+            <w:r>
+              <w:rPr>
+                <w:b/>
+                <w:bCs/>
+                <w:color w:val="1B2B45"/>
+              </w:rPr>
+              <w:t xml:space="preserve">Goal</w:t>
+            </w:r>
+          </w:p>
+        </w:tc>
+      </w:tr>
+      <w:tr>
+        <w:trPr>
+          <w:cantSplit/>
+        </w:trPr>
+        <w:tc>
+          <w:tcPr>
+            <w:tcW w:type="dxa" w:w="5507"/>
+            <w:tcBorders>
+              <w:top w:val="single" w:color="D9D2C3" w:sz="4"/>
+              <w:left w:val="single" w:color="D9D2C3" w:sz="4"/>
+              <w:bottom w:val="single" w:color="D9D2C3" w:sz="4"/>
+              <w:right w:val="single" w:color="D9D2C3" w:sz="4"/>
+            </w:tcBorders>
+            <w:tcMar>
+              <w:top w:type="dxa" w:w="80"/>
+              <w:left w:type="dxa" w:w="110"/>
+              <w:bottom w:type="dxa" w:w="80"/>
+              <w:right w:type="dxa" w:w="110"/>
+            </w:tcMar>
+            <w:vAlign w:val="top"/>
+          </w:tcPr>
+          <w:p>
+            <w:pPr>
+              <w:spacing w:after="40" w:line="270"/>
+            </w:pPr>
+            <w:r>
+              <w:t xml:space="preserve">Local providers in the CRM</w:t>
+            </w:r>
+          </w:p>
+        </w:tc>
+        <w:tc>
+          <w:tcPr>
+            <w:tcW w:type="dxa" w:w="4131"/>
+            <w:tcBorders>
+              <w:top w:val="single" w:color="D9D2C3" w:sz="4"/>
+              <w:left w:val="single" w:color="D9D2C3" w:sz="4"/>
+              <w:bottom w:val="single" w:color="D9D2C3" w:sz="4"/>
+              <w:right w:val="single" w:color="D9D2C3" w:sz="4"/>
+            </w:tcBorders>
+            <w:tcMar>
+              <w:top w:type="dxa" w:w="80"/>
+              <w:left w:type="dxa" w:w="110"/>
+              <w:bottom w:type="dxa" w:w="80"/>
+              <w:right w:type="dxa" w:w="110"/>
+            </w:tcMar>
+            <w:vAlign w:val="top"/>
+          </w:tcPr>
+          <w:p>
+            <w:pPr>
+              <w:spacing w:after="40" w:line="270"/>
+            </w:pPr>
+            <w:r>
+              <w:t xml:space="preserve">150</w:t>
+            </w:r>
+          </w:p>
+        </w:tc>
+      </w:tr>
+      <w:tr>
+        <w:trPr>
+          <w:cantSplit/>
+        </w:trPr>
+        <w:tc>
+          <w:tcPr>
+            <w:tcW w:type="dxa" w:w="5507"/>
+            <w:tcBorders>
+              <w:top w:val="single" w:color="D9D2C3" w:sz="4"/>
+              <w:left w:val="single" w:color="D9D2C3" w:sz="4"/>
+              <w:bottom w:val="single" w:color="D9D2C3" w:sz="4"/>
+              <w:right w:val="single" w:color="D9D2C3" w:sz="4"/>
+            </w:tcBorders>
+            <w:tcMar>
+              <w:top w:type="dxa" w:w="80"/>
+              <w:left w:type="dxa" w:w="110"/>
+              <w:bottom w:type="dxa" w:w="80"/>
+              <w:right w:type="dxa" w:w="110"/>
+            </w:tcMar>
+            <w:vAlign w:val="top"/>
+          </w:tcPr>
+          <w:p>
+            <w:pPr>
+              <w:spacing w:after="40" w:line="270"/>
+            </w:pPr>
+            <w:r>
+              <w:t xml:space="preserve">Decision-makers mapped</w:t>
+            </w:r>
+          </w:p>
+        </w:tc>
+        <w:tc>
+          <w:tcPr>
+            <w:tcW w:type="dxa" w:w="4131"/>
+            <w:tcBorders>
+              <w:top w:val="single" w:color="D9D2C3" w:sz="4"/>
+              <w:left w:val="single" w:color="D9D2C3" w:sz="4"/>
+              <w:bottom w:val="single" w:color="D9D2C3" w:sz="4"/>
+              <w:right w:val="single" w:color="D9D2C3" w:sz="4"/>
+            </w:tcBorders>
+            <w:tcMar>
+              <w:top w:type="dxa" w:w="80"/>
+              <w:left w:type="dxa" w:w="110"/>
+              <w:bottom w:type="dxa" w:w="80"/>
+              <w:right w:type="dxa" w:w="110"/>
+            </w:tcMar>
+            <w:vAlign w:val="top"/>
+          </w:tcPr>
+          <w:p>
+            <w:pPr>
+              <w:spacing w:after="40" w:line="270"/>
+            </w:pPr>
+            <w:r>
+              <w:t xml:space="preserve">250</w:t>
+            </w:r>
+          </w:p>
+        </w:tc>
+      </w:tr>
+      <w:tr>
+        <w:trPr>
+          <w:cantSplit/>
+        </w:trPr>
+        <w:tc>
+          <w:tcPr>
+            <w:tcW w:type="dxa" w:w="5507"/>
+            <w:tcBorders>
+              <w:top w:val="single" w:color="D9D2C3" w:sz="4"/>
+              <w:left w:val="single" w:color="D9D2C3" w:sz="4"/>
+              <w:bottom w:val="single" w:color="D9D2C3" w:sz="4"/>
+              <w:right w:val="single" w:color="D9D2C3" w:sz="4"/>
+            </w:tcBorders>
+            <w:tcMar>
+              <w:top w:type="dxa" w:w="80"/>
+              <w:left w:type="dxa" w:w="110"/>
+              <w:bottom w:type="dxa" w:w="80"/>
+              <w:right w:type="dxa" w:w="110"/>
+            </w:tcMar>
+            <w:vAlign w:val="top"/>
+          </w:tcPr>
+          <w:p>
+            <w:pPr>
+              <w:spacing w:after="40" w:line="270"/>
+            </w:pPr>
+            <w:r>
+              <w:t xml:space="preserve">Candidate conversations</w:t>
+            </w:r>
+          </w:p>
+        </w:tc>
+        <w:tc>
+          <w:tcPr>
+            <w:tcW w:type="dxa" w:w="4131"/>
+            <w:tcBorders>
+              <w:top w:val="single" w:color="D9D2C3" w:sz="4"/>
+              <w:left w:val="single" w:color="D9D2C3" w:sz="4"/>
+              <w:bottom w:val="single" w:color="D9D2C3" w:sz="4"/>
+              <w:right w:val="single" w:color="D9D2C3" w:sz="4"/>
+            </w:tcBorders>
+            <w:tcMar>
+              <w:top w:type="dxa" w:w="80"/>
+              <w:left w:type="dxa" w:w="110"/>
+              <w:bottom w:type="dxa" w:w="80"/>
+              <w:right w:type="dxa" w:w="110"/>
+            </w:tcMar>
+            <w:vAlign w:val="top"/>
+          </w:tcPr>
+          <w:p>
+            <w:pPr>
+              <w:spacing w:after="40" w:line="270"/>
+            </w:pPr>
+            <w:r>
+              <w:t xml:space="preserve">100</w:t>
+            </w:r>
+          </w:p>
+        </w:tc>
+      </w:tr>
+      <w:tr>
+        <w:trPr>
+          <w:cantSplit/>
+        </w:trPr>
+        <w:tc>
+          <w:tcPr>
+            <w:tcW w:type="dxa" w:w="5507"/>
+            <w:tcBorders>
+              <w:top w:val="single" w:color="D9D2C3" w:sz="4"/>
+              <w:left w:val="single" w:color="D9D2C3" w:sz="4"/>
+              <w:bottom w:val="single" w:color="D9D2C3" w:sz="4"/>
+              <w:right w:val="single" w:color="D9D2C3" w:sz="4"/>
+            </w:tcBorders>
+            <w:tcMar>
+              <w:top w:type="dxa" w:w="80"/>
+              <w:left w:type="dxa" w:w="110"/>
+              <w:bottom w:type="dxa" w:w="80"/>
+              <w:right w:type="dxa" w:w="110"/>
+            </w:tcMar>
+            <w:vAlign w:val="top"/>
+          </w:tcPr>
+          <w:p>
+            <w:pPr>
+              <w:spacing w:after="40" w:line="270"/>
+            </w:pPr>
+            <w:r>
+              <w:t xml:space="preserve">Candidate interviews</w:t>
+            </w:r>
+          </w:p>
+        </w:tc>
+        <w:tc>
+          <w:tcPr>
+            <w:tcW w:type="dxa" w:w="4131"/>
+            <w:tcBorders>
+              <w:top w:val="single" w:color="D9D2C3" w:sz="4"/>
+              <w:left w:val="single" w:color="D9D2C3" w:sz="4"/>
+              <w:bottom w:val="single" w:color="D9D2C3" w:sz="4"/>
+              <w:right w:val="single" w:color="D9D2C3" w:sz="4"/>
+            </w:tcBorders>
+            <w:tcMar>
+              <w:top w:type="dxa" w:w="80"/>
+              <w:left w:type="dxa" w:w="110"/>
+              <w:bottom w:type="dxa" w:w="80"/>
+              <w:right w:type="dxa" w:w="110"/>
+            </w:tcMar>
+            <w:vAlign w:val="top"/>
+          </w:tcPr>
+          <w:p>
+            <w:pPr>
+              <w:spacing w:after="40" w:line="270"/>
+            </w:pPr>
+            <w:r>
+              <w:t xml:space="preserve">40</w:t>
+            </w:r>
+          </w:p>
+        </w:tc>
+      </w:tr>
+      <w:tr>
+        <w:trPr>
+          <w:cantSplit/>
+        </w:trPr>
+        <w:tc>
+          <w:tcPr>
+            <w:tcW w:type="dxa" w:w="5507"/>
+            <w:tcBorders>
+              <w:top w:val="single" w:color="D9D2C3" w:sz="4"/>
+              <w:left w:val="single" w:color="D9D2C3" w:sz="4"/>
+              <w:bottom w:val="single" w:color="D9D2C3" w:sz="4"/>
+              <w:right w:val="single" w:color="D9D2C3" w:sz="4"/>
+            </w:tcBorders>
+            <w:tcMar>
+              <w:top w:type="dxa" w:w="80"/>
+              <w:left w:type="dxa" w:w="110"/>
+              <w:bottom w:type="dxa" w:w="80"/>
+              <w:right w:type="dxa" w:w="110"/>
+            </w:tcMar>
+            <w:vAlign w:val="top"/>
+          </w:tcPr>
+          <w:p>
+            <w:pPr>
+              <w:spacing w:after="40" w:line="270"/>
+            </w:pPr>
+            <w:r>
+              <w:t xml:space="preserve">Temporary candidates pre-screened (not supplied)</w:t>
+            </w:r>
+          </w:p>
+        </w:tc>
+        <w:tc>
+          <w:tcPr>
+            <w:tcW w:type="dxa" w:w="4131"/>
+            <w:tcBorders>
+              <w:top w:val="single" w:color="D9D2C3" w:sz="4"/>
+              <w:left w:val="single" w:color="D9D2C3" w:sz="4"/>
+              <w:bottom w:val="single" w:color="D9D2C3" w:sz="4"/>
+              <w:right w:val="single" w:color="D9D2C3" w:sz="4"/>
+            </w:tcBorders>
+            <w:tcMar>
+              <w:top w:type="dxa" w:w="80"/>
+              <w:left w:type="dxa" w:w="110"/>
+              <w:bottom w:type="dxa" w:w="80"/>
+              <w:right w:type="dxa" w:w="110"/>
+            </w:tcMar>
+            <w:vAlign w:val="top"/>
+          </w:tcPr>
+          <w:p>
+            <w:pPr>
+              <w:spacing w:after="40" w:line="270"/>
+            </w:pPr>
+            <w:r>
+              <w:t xml:space="preserve">20 to 30</w:t>
+            </w:r>
+          </w:p>
+        </w:tc>
+      </w:tr>
+      <w:tr>
+        <w:trPr>
+          <w:cantSplit/>
+        </w:trPr>
+        <w:tc>
+          <w:tcPr>
+            <w:tcW w:type="dxa" w:w="5507"/>
+            <w:tcBorders>
+              <w:top w:val="single" w:color="D9D2C3" w:sz="4"/>
+              <w:left w:val="single" w:color="D9D2C3" w:sz="4"/>
+              <w:bottom w:val="single" w:color="D9D2C3" w:sz="4"/>
+              <w:right w:val="single" w:color="D9D2C3" w:sz="4"/>
+            </w:tcBorders>
+            <w:tcMar>
+              <w:top w:type="dxa" w:w="80"/>
+              <w:left w:type="dxa" w:w="110"/>
+              <w:bottom w:type="dxa" w:w="80"/>
+              <w:right w:type="dxa" w:w="110"/>
+            </w:tcMar>
+            <w:vAlign w:val="top"/>
+          </w:tcPr>
+          <w:p>
+            <w:pPr>
+              <w:spacing w:after="40" w:line="270"/>
+            </w:pPr>
+            <w:r>
+              <w:t xml:space="preserve">Client calls</w:t>
+            </w:r>
+          </w:p>
+        </w:tc>
+        <w:tc>
+          <w:tcPr>
+            <w:tcW w:type="dxa" w:w="4131"/>
+            <w:tcBorders>
+              <w:top w:val="single" w:color="D9D2C3" w:sz="4"/>
+              <w:left w:val="single" w:color="D9D2C3" w:sz="4"/>
+              <w:bottom w:val="single" w:color="D9D2C3" w:sz="4"/>
+              <w:right w:val="single" w:color="D9D2C3" w:sz="4"/>
+            </w:tcBorders>
+            <w:tcMar>
+              <w:top w:type="dxa" w:w="80"/>
+              <w:left w:type="dxa" w:w="110"/>
+              <w:bottom w:type="dxa" w:w="80"/>
+              <w:right w:type="dxa" w:w="110"/>
+            </w:tcMar>
+            <w:vAlign w:val="top"/>
+          </w:tcPr>
+          <w:p>
+            <w:pPr>
+              <w:spacing w:after="40" w:line="270"/>
+            </w:pPr>
+            <w:r>
+              <w:t xml:space="preserve">100</w:t>
+            </w:r>
+          </w:p>
+        </w:tc>
+      </w:tr>
+      <w:tr>
+        <w:trPr>
+          <w:cantSplit/>
+        </w:trPr>
+        <w:tc>
+          <w:tcPr>
+            <w:tcW w:type="dxa" w:w="5507"/>
+            <w:tcBorders>
+              <w:top w:val="single" w:color="D9D2C3" w:sz="4"/>
+              <w:left w:val="single" w:color="D9D2C3" w:sz="4"/>
+              <w:bottom w:val="single" w:color="D9D2C3" w:sz="4"/>
+              <w:right w:val="single" w:color="D9D2C3" w:sz="4"/>
+            </w:tcBorders>
+            <w:tcMar>
+              <w:top w:type="dxa" w:w="80"/>
+              <w:left w:type="dxa" w:w="110"/>
+              <w:bottom w:type="dxa" w:w="80"/>
+              <w:right w:type="dxa" w:w="110"/>
+            </w:tcMar>
+            <w:vAlign w:val="top"/>
+          </w:tcPr>
+          <w:p>
+            <w:pPr>
+              <w:spacing w:after="40" w:line="270"/>
+            </w:pPr>
+            <w:r>
+              <w:t xml:space="preserve">Client meetings</w:t>
+            </w:r>
+          </w:p>
+        </w:tc>
+        <w:tc>
+          <w:tcPr>
+            <w:tcW w:type="dxa" w:w="4131"/>
+            <w:tcBorders>
+              <w:top w:val="single" w:color="D9D2C3" w:sz="4"/>
+              <w:left w:val="single" w:color="D9D2C3" w:sz="4"/>
+              <w:bottom w:val="single" w:color="D9D2C3" w:sz="4"/>
+              <w:right w:val="single" w:color="D9D2C3" w:sz="4"/>
+            </w:tcBorders>
+            <w:tcMar>
+              <w:top w:type="dxa" w:w="80"/>
+              <w:left w:type="dxa" w:w="110"/>
+              <w:bottom w:type="dxa" w:w="80"/>
+              <w:right w:type="dxa" w:w="110"/>
+            </w:tcMar>
+            <w:vAlign w:val="top"/>
+          </w:tcPr>
+          <w:p>
+            <w:pPr>
+              <w:spacing w:after="40" w:line="270"/>
+            </w:pPr>
+            <w:r>
+              <w:t xml:space="preserve">10</w:t>
+            </w:r>
+          </w:p>
+        </w:tc>
+      </w:tr>
+      <w:tr>
+        <w:trPr>
+          <w:cantSplit/>
+        </w:trPr>
+        <w:tc>
+          <w:tcPr>
+            <w:tcW w:type="dxa" w:w="5507"/>
+            <w:tcBorders>
+              <w:top w:val="single" w:color="D9D2C3" w:sz="4"/>
+              <w:left w:val="single" w:color="D9D2C3" w:sz="4"/>
+              <w:bottom w:val="single" w:color="D9D2C3" w:sz="4"/>
+              <w:right w:val="single" w:color="D9D2C3" w:sz="4"/>
+            </w:tcBorders>
+            <w:tcMar>
+              <w:top w:type="dxa" w:w="80"/>
+              <w:left w:type="dxa" w:w="110"/>
+              <w:bottom w:type="dxa" w:w="80"/>
+              <w:right w:type="dxa" w:w="110"/>
+            </w:tcMar>
+            <w:vAlign w:val="top"/>
+          </w:tcPr>
+          <w:p>
+            <w:pPr>
+              <w:spacing w:after="40" w:line="270"/>
+            </w:pPr>
+            <w:r>
+              <w:t xml:space="preserve">Signed client terms</w:t>
+            </w:r>
+          </w:p>
+        </w:tc>
+        <w:tc>
+          <w:tcPr>
+            <w:tcW w:type="dxa" w:w="4131"/>
+            <w:tcBorders>
+              <w:top w:val="single" w:color="D9D2C3" w:sz="4"/>
+              <w:left w:val="single" w:color="D9D2C3" w:sz="4"/>
+              <w:bottom w:val="single" w:color="D9D2C3" w:sz="4"/>
+              <w:right w:val="single" w:color="D9D2C3" w:sz="4"/>
+            </w:tcBorders>
+            <w:tcMar>
+              <w:top w:type="dxa" w:w="80"/>
+              <w:left w:type="dxa" w:w="110"/>
+              <w:bottom w:type="dxa" w:w="80"/>
+              <w:right w:type="dxa" w:w="110"/>
+            </w:tcMar>
+            <w:vAlign w:val="top"/>
+          </w:tcPr>
+          <w:p>
+            <w:pPr>
+              <w:spacing w:after="40" w:line="270"/>
+            </w:pPr>
+            <w:r>
+              <w:t xml:space="preserve">3 to 5</w:t>
+            </w:r>
+          </w:p>
+        </w:tc>
+      </w:tr>
+      <w:tr>
+        <w:trPr>
+          <w:cantSplit/>
+        </w:trPr>
+        <w:tc>
+          <w:tcPr>
+            <w:tcW w:type="dxa" w:w="5507"/>
+            <w:tcBorders>
+              <w:top w:val="single" w:color="D9D2C3" w:sz="4"/>
+              <w:left w:val="single" w:color="D9D2C3" w:sz="4"/>
+              <w:bottom w:val="single" w:color="D9D2C3" w:sz="4"/>
+              <w:right w:val="single" w:color="D9D2C3" w:sz="4"/>
+            </w:tcBorders>
+            <w:tcMar>
+              <w:top w:type="dxa" w:w="80"/>
+              <w:left w:type="dxa" w:w="110"/>
+              <w:bottom w:type="dxa" w:w="80"/>
+              <w:right w:type="dxa" w:w="110"/>
+            </w:tcMar>
+            <w:vAlign w:val="top"/>
+          </w:tcPr>
+          <w:p>
+            <w:pPr>
+              <w:spacing w:after="40" w:line="270"/>
+            </w:pPr>
+            <w:r>
+              <w:t xml:space="preserve">Live permanent roles</w:t>
+            </w:r>
+          </w:p>
+        </w:tc>
+        <w:tc>
+          <w:tcPr>
+            <w:tcW w:type="dxa" w:w="4131"/>
+            <w:tcBorders>
+              <w:top w:val="single" w:color="D9D2C3" w:sz="4"/>
+              <w:left w:val="single" w:color="D9D2C3" w:sz="4"/>
+              <w:bottom w:val="single" w:color="D9D2C3" w:sz="4"/>
+              <w:right w:val="single" w:color="D9D2C3" w:sz="4"/>
+            </w:tcBorders>
+            <w:tcMar>
+              <w:top w:type="dxa" w:w="80"/>
+              <w:left w:type="dxa" w:w="110"/>
+              <w:bottom w:type="dxa" w:w="80"/>
+              <w:right w:type="dxa" w:w="110"/>
+            </w:tcMar>
+            <w:vAlign w:val="top"/>
+          </w:tcPr>
+          <w:p>
+            <w:pPr>
+              <w:spacing w:after="40" w:line="270"/>
+            </w:pPr>
+            <w:r>
+              <w:t xml:space="preserve">3 to 8</w:t>
+            </w:r>
+          </w:p>
+        </w:tc>
+      </w:tr>
+      <w:tr>
+        <w:trPr>
+          <w:cantSplit/>
+        </w:trPr>
+        <w:tc>
+          <w:tcPr>
+            <w:tcW w:type="dxa" w:w="5507"/>
+            <w:tcBorders>
+              <w:top w:val="single" w:color="D9D2C3" w:sz="4"/>
+              <w:left w:val="single" w:color="D9D2C3" w:sz="4"/>
+              <w:bottom w:val="single" w:color="D9D2C3" w:sz="4"/>
+              <w:right w:val="single" w:color="D9D2C3" w:sz="4"/>
+            </w:tcBorders>
+            <w:tcMar>
+              <w:top w:type="dxa" w:w="80"/>
+              <w:left w:type="dxa" w:w="110"/>
+              <w:bottom w:type="dxa" w:w="80"/>
+              <w:right w:type="dxa" w:w="110"/>
+            </w:tcMar>
+            <w:vAlign w:val="top"/>
+          </w:tcPr>
+          <w:p>
+            <w:pPr>
+              <w:spacing w:after="40" w:line="270"/>
+            </w:pPr>
+            <w:r>
+              <w:t xml:space="preserve">First permanent placement</w:t>
+            </w:r>
+          </w:p>
+        </w:tc>
+        <w:tc>
+          <w:tcPr>
+            <w:tcW w:type="dxa" w:w="4131"/>
+            <w:tcBorders>
+              <w:top w:val="single" w:color="D9D2C3" w:sz="4"/>
+              <w:left w:val="single" w:color="D9D2C3" w:sz="4"/>
+              <w:bottom w:val="single" w:color="D9D2C3" w:sz="4"/>
+              <w:right w:val="single" w:color="D9D2C3" w:sz="4"/>
+            </w:tcBorders>
+            <w:tcMar>
+              <w:top w:type="dxa" w:w="80"/>
+              <w:left w:type="dxa" w:w="110"/>
+              <w:bottom w:type="dxa" w:w="80"/>
+              <w:right w:type="dxa" w:w="110"/>
+            </w:tcMar>
+            <w:vAlign w:val="top"/>
+          </w:tcPr>
+          <w:p>
+            <w:pPr>
+              <w:spacing w:after="40" w:line="270"/>
+            </w:pPr>
+            <w:r>
+              <w:t xml:space="preserve">1</w:t>
+            </w:r>
+          </w:p>
+        </w:tc>
+      </w:tr>
+      <w:tr>
+        <w:trPr>
+          <w:cantSplit/>
+        </w:trPr>
+        <w:tc>
+          <w:tcPr>
+            <w:tcW w:type="dxa" w:w="5507"/>
+            <w:tcBorders>
+              <w:top w:val="single" w:color="D9D2C3" w:sz="4"/>
+              <w:left w:val="single" w:color="D9D2C3" w:sz="4"/>
+              <w:bottom w:val="single" w:color="D9D2C3" w:sz="4"/>
+              <w:right w:val="single" w:color="D9D2C3" w:sz="4"/>
+            </w:tcBorders>
+            <w:tcMar>
+              <w:top w:type="dxa" w:w="80"/>
+              <w:left w:type="dxa" w:w="110"/>
+              <w:bottom w:type="dxa" w:w="80"/>
+              <w:right w:type="dxa" w:w="110"/>
+            </w:tcMar>
+            <w:vAlign w:val="top"/>
+          </w:tcPr>
+          <w:p>
+            <w:pPr>
+              <w:spacing w:after="40" w:line="270"/>
+            </w:pPr>
+            <w:r>
+              <w:t xml:space="preserve">Temporary pilot</w:t>
+            </w:r>
+          </w:p>
+        </w:tc>
+        <w:tc>
+          <w:tcPr>
+            <w:tcW w:type="dxa" w:w="4131"/>
+            <w:tcBorders>
+              <w:top w:val="single" w:color="D9D2C3" w:sz="4"/>
+              <w:left w:val="single" w:color="D9D2C3" w:sz="4"/>
+              <w:bottom w:val="single" w:color="D9D2C3" w:sz="4"/>
+              <w:right w:val="single" w:color="D9D2C3" w:sz="4"/>
+            </w:tcBorders>
+            <w:tcMar>
+              <w:top w:type="dxa" w:w="80"/>
+              <w:left w:type="dxa" w:w="110"/>
+              <w:bottom w:type="dxa" w:w="80"/>
+              <w:right w:type="dxa" w:w="110"/>
+            </w:tcMar>
+            <w:vAlign w:val="top"/>
+          </w:tcPr>
+          <w:p>
+            <w:pPr>
+              <w:spacing w:after="40" w:line="270"/>
+            </w:pPr>
+            <w:r>
+              <w:t xml:space="preserve">Not in the first 30 days; only after the Go Live Gate</w:t>
+            </w:r>
+          </w:p>
+        </w:tc>
+      </w:tr>
+    </w:tbl>
+    <w:p>
+      <w:pPr>
+        <w:spacing w:after="120"/>
+      </w:pPr>
+    </w:p>
+    <w:p>
+      <w:pPr>
+        <w:spacing w:after="140" w:line="300"/>
+      </w:pPr>
+      <w:r>
+        <w:t xml:space="preserve">Track these in the Action Plan and Reports pages of Haverton Operations.</w:t>
+      </w:r>
     </w:p>
     <w:p>
       <w:pPr>
@@ -15141,7 +17024,7 @@
         <w:sz w:val="16"/>
         <w:szCs w:val="16"/>
       </w:rPr>
-      <w:t xml:space="preserve">Confidential | Version 1.0 | September 2026 | Page </w:t>
+      <w:t xml:space="preserve">Confidential | Version 1.1 | September 2026 | Page </w:t>
     </w:r>
     <w:r>
       <w:rPr>

--- a/documents/Haverton Recruitment/2 Business Plan/Haverton Recruitment Business Plan.docx
+++ b/documents/Haverton Recruitment/2 Business Plan/Haverton Recruitment Business Plan.docx
@@ -6624,7 +6624,90 @@
               <w:spacing w:after="40" w:line="270"/>
             </w:pPr>
             <w:r>
-              <w:t xml:space="preserve">Agree terms with clients (reg 16) and candidates (reg 14) before providing services; get vacancy details from clients (reg 18); check candidates (regs 19 to 22); keep records (reg 29); never charge candidates fees</w:t>
+              <w:t xml:space="preserve">Tell candidates our service is free (reg 13); for temporary work, agree written terms with workers first (reg 14); get vacancy details from clients (reg 18); check candidates (regs 19 to 22); keep records (reg 29); never charge candidates fees</w:t>
+            </w:r>
+          </w:p>
+        </w:tc>
+      </w:tr>
+      <w:tr>
+        <w:trPr>
+          <w:cantSplit/>
+        </w:trPr>
+        <w:tc>
+          <w:tcPr>
+            <w:tcW w:type="dxa" w:w="2891"/>
+            <w:tcBorders>
+              <w:top w:val="single" w:color="D9D2C3" w:sz="4"/>
+              <w:left w:val="single" w:color="D9D2C3" w:sz="4"/>
+              <w:bottom w:val="single" w:color="D9D2C3" w:sz="4"/>
+              <w:right w:val="single" w:color="D9D2C3" w:sz="4"/>
+            </w:tcBorders>
+            <w:tcMar>
+              <w:top w:type="dxa" w:w="80"/>
+              <w:left w:type="dxa" w:w="110"/>
+              <w:bottom w:type="dxa" w:w="80"/>
+              <w:right w:type="dxa" w:w="110"/>
+            </w:tcMar>
+            <w:vAlign w:val="top"/>
+          </w:tcPr>
+          <w:p>
+            <w:pPr>
+              <w:spacing w:after="40" w:line="270"/>
+            </w:pPr>
+            <w:r>
+              <w:t xml:space="preserve">Signed client terms</w:t>
+            </w:r>
+          </w:p>
+        </w:tc>
+        <w:tc>
+          <w:tcPr>
+            <w:tcW w:type="dxa" w:w="1927"/>
+            <w:tcBorders>
+              <w:top w:val="single" w:color="D9D2C3" w:sz="4"/>
+              <w:left w:val="single" w:color="D9D2C3" w:sz="4"/>
+              <w:bottom w:val="single" w:color="D9D2C3" w:sz="4"/>
+              <w:right w:val="single" w:color="D9D2C3" w:sz="4"/>
+            </w:tcBorders>
+            <w:tcMar>
+              <w:top w:type="dxa" w:w="80"/>
+              <w:left w:type="dxa" w:w="110"/>
+              <w:bottom w:type="dxa" w:w="80"/>
+              <w:right w:type="dxa" w:w="110"/>
+            </w:tcMar>
+            <w:vAlign w:val="top"/>
+          </w:tcPr>
+          <w:p>
+            <w:pPr>
+              <w:spacing w:after="40" w:line="270"/>
+            </w:pPr>
+            <w:r>
+              <w:t xml:space="preserve">Commercial necessity (not a statutory requirement for permanent recruitment)</w:t>
+            </w:r>
+          </w:p>
+        </w:tc>
+        <w:tc>
+          <w:tcPr>
+            <w:tcW w:type="dxa" w:w="4820"/>
+            <w:tcBorders>
+              <w:top w:val="single" w:color="D9D2C3" w:sz="4"/>
+              <w:left w:val="single" w:color="D9D2C3" w:sz="4"/>
+              <w:bottom w:val="single" w:color="D9D2C3" w:sz="4"/>
+              <w:right w:val="single" w:color="D9D2C3" w:sz="4"/>
+            </w:tcBorders>
+            <w:tcMar>
+              <w:top w:type="dxa" w:w="80"/>
+              <w:left w:type="dxa" w:w="110"/>
+              <w:bottom w:type="dxa" w:w="80"/>
+              <w:right w:type="dxa" w:w="110"/>
+            </w:tcMar>
+            <w:vAlign w:val="top"/>
+          </w:tcPr>
+          <w:p>
+            <w:pPr>
+              <w:spacing w:after="40" w:line="270"/>
+            </w:pPr>
+            <w:r>
+              <w:t xml:space="preserve">Signed before we start searching, so our fee, guarantee and data rules are enforceable</w:t>
             </w:r>
           </w:p>
         </w:tc>

--- a/documents/Haverton Recruitment/2 Business Plan/Haverton Recruitment Business Plan.docx
+++ b/documents/Haverton Recruitment/2 Business Plan/Haverton Recruitment Business Plan.docx
@@ -43,7 +43,7 @@
           <w:sz w:val="24"/>
           <w:szCs w:val="24"/>
         </w:rPr>
-        <w:t xml:space="preserve">Specialist recruitment for adult social care in Kent and South East London</w:t>
+        <w:t xml:space="preserve">Specialist recruitment for adult social care providers across England</w:t>
       </w:r>
     </w:p>
     <w:p>
@@ -1161,7 +1161,17 @@
         <w:t xml:space="preserve">What we are.</w:t>
       </w:r>
       <w:r>
-        <w:t xml:space="preserve"> A specialist recruitment agency for adult social care. We find care managers, senior carers and care staff for care homes, home care agencies and supported living services in Kent and South East London.</w:t>
+        <w:t xml:space="preserve"> A specialist recruitment agency for adult social care. We find care managers, nurses, senior carers and care staff for care homes, nursing homes, home care agencies and supported living services </w:t>
+      </w:r>
+      <w:r>
+        <w:rPr>
+          <w:b/>
+          <w:bCs/>
+        </w:rPr>
+        <w:t xml:space="preserve">across England</w:t>
+      </w:r>
+      <w:r>
+        <w:t xml:space="preserve">. Permanent recruitment is England-wide from the start. Temporary staffing begins with a small pilot near our Kent base and expands region by region only when the controls are proven.</w:t>
       </w:r>
     </w:p>
     <w:p>
@@ -2393,7 +2403,24 @@
               <w:spacing w:after="40" w:line="270"/>
             </w:pPr>
             <w:r>
-              <w:t xml:space="preserve">Swanley, Dartford, Gravesham, Sevenoaks, Bexley, Bromley, Medway and South East London first, then wider Kent, London, Surrey, Essex and East Sussex.</w:t>
+              <w:rPr>
+                <w:b/>
+                <w:bCs/>
+              </w:rPr>
+              <w:t xml:space="preserve">Permanent recruitment and retained search: all of England.</w:t>
+            </w:r>
+            <w:r>
+              <w:t xml:space="preserve"> Clients are briefed by phone or video, candidates are interviewed by video, and we visit sites where it adds value. </w:t>
+            </w:r>
+            <w:r>
+              <w:rPr>
+                <w:b/>
+                <w:bCs/>
+              </w:rPr>
+              <w:t xml:space="preserve">Temporary staffing: a local pilot first</w:t>
+            </w:r>
+            <w:r>
+              <w:t xml:space="preserve"> (Kent and South East London, near our base), then region by region. Temporary supply needs local on-call cover, fast replacement of workers and local compliance checks, so it cannot safely start everywhere at once.</w:t>
             </w:r>
           </w:p>
         </w:tc>
@@ -2735,17 +2762,737 @@
           <w:b/>
           <w:bCs/>
         </w:rPr>
-        <w:t xml:space="preserve">Local figures to verify:</w:t>
+        <w:t xml:space="preserve">Verified market size (CQC care directory, 23 September 2026):</w:t>
       </w:r>
       <w:r>
-        <w:t xml:space="preserve"> an external research summary suggested Kent has around 917 regulated adult social care services, about 46,000 posts and about 2,700 vacancies, and that Bexley has around 106 services with a vacancy rate near 10.2%. </w:t>
+        <w:t xml:space="preserve"> there are </w:t>
       </w:r>
       <w:r>
         <w:rPr>
           <w:b/>
           <w:bCs/>
         </w:rPr>
-        <w:t xml:space="preserve">[verify each figure against Skills for Care local area data, with the date, before using it]</w:t>
+        <w:t xml:space="preserve">30,186 CQC-registered care services in England</w:t>
+      </w:r>
+      <w:r>
+        <w:t xml:space="preserve"> of the types we recruit for: 14,464 home care agencies, 10,418 residential homes, 5,029 supported living services and 4,532 nursing homes (a service can be more than one type).</w:t>
+      </w:r>
+    </w:p>
+    <w:tbl>
+      <w:tblPr>
+        <w:tblW w:type="dxa" w:w="9638"/>
+        <w:tblBorders>
+          <w:top w:val="single" w:color="auto" w:sz="4"/>
+          <w:left w:val="single" w:color="auto" w:sz="4"/>
+          <w:bottom w:val="single" w:color="auto" w:sz="4"/>
+          <w:right w:val="single" w:color="auto" w:sz="4"/>
+          <w:insideH w:val="single" w:color="auto" w:sz="4"/>
+          <w:insideV w:val="single" w:color="auto" w:sz="4"/>
+        </w:tblBorders>
+      </w:tblPr>
+      <w:tblGrid>
+        <w:gridCol w:w="2891"/>
+        <w:gridCol w:w="1927"/>
+        <w:gridCol w:w="2891"/>
+        <w:gridCol w:w="1929"/>
+      </w:tblGrid>
+      <w:tr>
+        <w:trPr>
+          <w:tblHeader/>
+        </w:trPr>
+        <w:tc>
+          <w:tcPr>
+            <w:tcW w:type="dxa" w:w="2891"/>
+            <w:tcBorders>
+              <w:top w:val="single" w:color="D9D2C3" w:sz="4"/>
+              <w:left w:val="single" w:color="D9D2C3" w:sz="4"/>
+              <w:bottom w:val="single" w:color="D9D2C3" w:sz="4"/>
+              <w:right w:val="single" w:color="D9D2C3" w:sz="4"/>
+            </w:tcBorders>
+            <w:shd w:fill="F3EFE6" w:color="auto" w:val="clear"/>
+            <w:tcMar>
+              <w:top w:type="dxa" w:w="80"/>
+              <w:left w:type="dxa" w:w="110"/>
+              <w:bottom w:type="dxa" w:w="80"/>
+              <w:right w:type="dxa" w:w="110"/>
+            </w:tcMar>
+            <w:vAlign w:val="top"/>
+          </w:tcPr>
+          <w:p>
+            <w:pPr>
+              <w:spacing w:after="40" w:line="270"/>
+            </w:pPr>
+            <w:r>
+              <w:rPr>
+                <w:b/>
+                <w:bCs/>
+                <w:color w:val="1B2B45"/>
+              </w:rPr>
+              <w:t xml:space="preserve">Region</w:t>
+            </w:r>
+          </w:p>
+        </w:tc>
+        <w:tc>
+          <w:tcPr>
+            <w:tcW w:type="dxa" w:w="1927"/>
+            <w:tcBorders>
+              <w:top w:val="single" w:color="D9D2C3" w:sz="4"/>
+              <w:left w:val="single" w:color="D9D2C3" w:sz="4"/>
+              <w:bottom w:val="single" w:color="D9D2C3" w:sz="4"/>
+              <w:right w:val="single" w:color="D9D2C3" w:sz="4"/>
+            </w:tcBorders>
+            <w:shd w:fill="F3EFE6" w:color="auto" w:val="clear"/>
+            <w:tcMar>
+              <w:top w:type="dxa" w:w="80"/>
+              <w:left w:type="dxa" w:w="110"/>
+              <w:bottom w:type="dxa" w:w="80"/>
+              <w:right w:type="dxa" w:w="110"/>
+            </w:tcMar>
+            <w:vAlign w:val="top"/>
+          </w:tcPr>
+          <w:p>
+            <w:pPr>
+              <w:spacing w:after="40" w:line="270"/>
+            </w:pPr>
+            <w:r>
+              <w:rPr>
+                <w:b/>
+                <w:bCs/>
+                <w:color w:val="1B2B45"/>
+              </w:rPr>
+              <w:t xml:space="preserve">Care services</w:t>
+            </w:r>
+          </w:p>
+        </w:tc>
+        <w:tc>
+          <w:tcPr>
+            <w:tcW w:type="dxa" w:w="2891"/>
+            <w:tcBorders>
+              <w:top w:val="single" w:color="D9D2C3" w:sz="4"/>
+              <w:left w:val="single" w:color="D9D2C3" w:sz="4"/>
+              <w:bottom w:val="single" w:color="D9D2C3" w:sz="4"/>
+              <w:right w:val="single" w:color="D9D2C3" w:sz="4"/>
+            </w:tcBorders>
+            <w:shd w:fill="F3EFE6" w:color="auto" w:val="clear"/>
+            <w:tcMar>
+              <w:top w:type="dxa" w:w="80"/>
+              <w:left w:type="dxa" w:w="110"/>
+              <w:bottom w:type="dxa" w:w="80"/>
+              <w:right w:type="dxa" w:w="110"/>
+            </w:tcMar>
+            <w:vAlign w:val="top"/>
+          </w:tcPr>
+          <w:p>
+            <w:pPr>
+              <w:spacing w:after="40" w:line="270"/>
+            </w:pPr>
+            <w:r>
+              <w:rPr>
+                <w:b/>
+                <w:bCs/>
+                <w:color w:val="1B2B45"/>
+              </w:rPr>
+              <w:t xml:space="preserve">Region</w:t>
+            </w:r>
+          </w:p>
+        </w:tc>
+        <w:tc>
+          <w:tcPr>
+            <w:tcW w:type="dxa" w:w="1929"/>
+            <w:tcBorders>
+              <w:top w:val="single" w:color="D9D2C3" w:sz="4"/>
+              <w:left w:val="single" w:color="D9D2C3" w:sz="4"/>
+              <w:bottom w:val="single" w:color="D9D2C3" w:sz="4"/>
+              <w:right w:val="single" w:color="D9D2C3" w:sz="4"/>
+            </w:tcBorders>
+            <w:shd w:fill="F3EFE6" w:color="auto" w:val="clear"/>
+            <w:tcMar>
+              <w:top w:type="dxa" w:w="80"/>
+              <w:left w:type="dxa" w:w="110"/>
+              <w:bottom w:type="dxa" w:w="80"/>
+              <w:right w:type="dxa" w:w="110"/>
+            </w:tcMar>
+            <w:vAlign w:val="top"/>
+          </w:tcPr>
+          <w:p>
+            <w:pPr>
+              <w:spacing w:after="40" w:line="270"/>
+            </w:pPr>
+            <w:r>
+              <w:rPr>
+                <w:b/>
+                <w:bCs/>
+                <w:color w:val="1B2B45"/>
+              </w:rPr>
+              <w:t xml:space="preserve">Care services</w:t>
+            </w:r>
+          </w:p>
+        </w:tc>
+      </w:tr>
+      <w:tr>
+        <w:trPr>
+          <w:cantSplit/>
+        </w:trPr>
+        <w:tc>
+          <w:tcPr>
+            <w:tcW w:type="dxa" w:w="2891"/>
+            <w:tcBorders>
+              <w:top w:val="single" w:color="D9D2C3" w:sz="4"/>
+              <w:left w:val="single" w:color="D9D2C3" w:sz="4"/>
+              <w:bottom w:val="single" w:color="D9D2C3" w:sz="4"/>
+              <w:right w:val="single" w:color="D9D2C3" w:sz="4"/>
+            </w:tcBorders>
+            <w:tcMar>
+              <w:top w:type="dxa" w:w="80"/>
+              <w:left w:type="dxa" w:w="110"/>
+              <w:bottom w:type="dxa" w:w="80"/>
+              <w:right w:type="dxa" w:w="110"/>
+            </w:tcMar>
+            <w:vAlign w:val="top"/>
+          </w:tcPr>
+          <w:p>
+            <w:pPr>
+              <w:spacing w:after="40" w:line="270"/>
+            </w:pPr>
+            <w:r>
+              <w:t xml:space="preserve">South East</w:t>
+            </w:r>
+          </w:p>
+        </w:tc>
+        <w:tc>
+          <w:tcPr>
+            <w:tcW w:type="dxa" w:w="1927"/>
+            <w:tcBorders>
+              <w:top w:val="single" w:color="D9D2C3" w:sz="4"/>
+              <w:left w:val="single" w:color="D9D2C3" w:sz="4"/>
+              <w:bottom w:val="single" w:color="D9D2C3" w:sz="4"/>
+              <w:right w:val="single" w:color="D9D2C3" w:sz="4"/>
+            </w:tcBorders>
+            <w:tcMar>
+              <w:top w:type="dxa" w:w="80"/>
+              <w:left w:type="dxa" w:w="110"/>
+              <w:bottom w:type="dxa" w:w="80"/>
+              <w:right w:type="dxa" w:w="110"/>
+            </w:tcMar>
+            <w:vAlign w:val="top"/>
+          </w:tcPr>
+          <w:p>
+            <w:pPr>
+              <w:spacing w:after="40" w:line="270"/>
+            </w:pPr>
+            <w:r>
+              <w:t xml:space="preserve">5,520</w:t>
+            </w:r>
+          </w:p>
+        </w:tc>
+        <w:tc>
+          <w:tcPr>
+            <w:tcW w:type="dxa" w:w="2891"/>
+            <w:tcBorders>
+              <w:top w:val="single" w:color="D9D2C3" w:sz="4"/>
+              <w:left w:val="single" w:color="D9D2C3" w:sz="4"/>
+              <w:bottom w:val="single" w:color="D9D2C3" w:sz="4"/>
+              <w:right w:val="single" w:color="D9D2C3" w:sz="4"/>
+            </w:tcBorders>
+            <w:tcMar>
+              <w:top w:type="dxa" w:w="80"/>
+              <w:left w:type="dxa" w:w="110"/>
+              <w:bottom w:type="dxa" w:w="80"/>
+              <w:right w:type="dxa" w:w="110"/>
+            </w:tcMar>
+            <w:vAlign w:val="top"/>
+          </w:tcPr>
+          <w:p>
+            <w:pPr>
+              <w:spacing w:after="40" w:line="270"/>
+            </w:pPr>
+            <w:r>
+              <w:t xml:space="preserve">South West</w:t>
+            </w:r>
+          </w:p>
+        </w:tc>
+        <w:tc>
+          <w:tcPr>
+            <w:tcW w:type="dxa" w:w="1929"/>
+            <w:tcBorders>
+              <w:top w:val="single" w:color="D9D2C3" w:sz="4"/>
+              <w:left w:val="single" w:color="D9D2C3" w:sz="4"/>
+              <w:bottom w:val="single" w:color="D9D2C3" w:sz="4"/>
+              <w:right w:val="single" w:color="D9D2C3" w:sz="4"/>
+            </w:tcBorders>
+            <w:tcMar>
+              <w:top w:type="dxa" w:w="80"/>
+              <w:left w:type="dxa" w:w="110"/>
+              <w:bottom w:type="dxa" w:w="80"/>
+              <w:right w:type="dxa" w:w="110"/>
+            </w:tcMar>
+            <w:vAlign w:val="top"/>
+          </w:tcPr>
+          <w:p>
+            <w:pPr>
+              <w:spacing w:after="40" w:line="270"/>
+            </w:pPr>
+            <w:r>
+              <w:t xml:space="preserve">3,246</w:t>
+            </w:r>
+          </w:p>
+        </w:tc>
+      </w:tr>
+      <w:tr>
+        <w:trPr>
+          <w:cantSplit/>
+        </w:trPr>
+        <w:tc>
+          <w:tcPr>
+            <w:tcW w:type="dxa" w:w="2891"/>
+            <w:tcBorders>
+              <w:top w:val="single" w:color="D9D2C3" w:sz="4"/>
+              <w:left w:val="single" w:color="D9D2C3" w:sz="4"/>
+              <w:bottom w:val="single" w:color="D9D2C3" w:sz="4"/>
+              <w:right w:val="single" w:color="D9D2C3" w:sz="4"/>
+            </w:tcBorders>
+            <w:tcMar>
+              <w:top w:type="dxa" w:w="80"/>
+              <w:left w:type="dxa" w:w="110"/>
+              <w:bottom w:type="dxa" w:w="80"/>
+              <w:right w:type="dxa" w:w="110"/>
+            </w:tcMar>
+            <w:vAlign w:val="top"/>
+          </w:tcPr>
+          <w:p>
+            <w:pPr>
+              <w:spacing w:after="40" w:line="270"/>
+            </w:pPr>
+            <w:r>
+              <w:t xml:space="preserve">London</w:t>
+            </w:r>
+          </w:p>
+        </w:tc>
+        <w:tc>
+          <w:tcPr>
+            <w:tcW w:type="dxa" w:w="1927"/>
+            <w:tcBorders>
+              <w:top w:val="single" w:color="D9D2C3" w:sz="4"/>
+              <w:left w:val="single" w:color="D9D2C3" w:sz="4"/>
+              <w:bottom w:val="single" w:color="D9D2C3" w:sz="4"/>
+              <w:right w:val="single" w:color="D9D2C3" w:sz="4"/>
+            </w:tcBorders>
+            <w:tcMar>
+              <w:top w:type="dxa" w:w="80"/>
+              <w:left w:type="dxa" w:w="110"/>
+              <w:bottom w:type="dxa" w:w="80"/>
+              <w:right w:type="dxa" w:w="110"/>
+            </w:tcMar>
+            <w:vAlign w:val="top"/>
+          </w:tcPr>
+          <w:p>
+            <w:pPr>
+              <w:spacing w:after="40" w:line="270"/>
+            </w:pPr>
+            <w:r>
+              <w:t xml:space="preserve">3,891</w:t>
+            </w:r>
+          </w:p>
+        </w:tc>
+        <w:tc>
+          <w:tcPr>
+            <w:tcW w:type="dxa" w:w="2891"/>
+            <w:tcBorders>
+              <w:top w:val="single" w:color="D9D2C3" w:sz="4"/>
+              <w:left w:val="single" w:color="D9D2C3" w:sz="4"/>
+              <w:bottom w:val="single" w:color="D9D2C3" w:sz="4"/>
+              <w:right w:val="single" w:color="D9D2C3" w:sz="4"/>
+            </w:tcBorders>
+            <w:tcMar>
+              <w:top w:type="dxa" w:w="80"/>
+              <w:left w:type="dxa" w:w="110"/>
+              <w:bottom w:type="dxa" w:w="80"/>
+              <w:right w:type="dxa" w:w="110"/>
+            </w:tcMar>
+            <w:vAlign w:val="top"/>
+          </w:tcPr>
+          <w:p>
+            <w:pPr>
+              <w:spacing w:after="40" w:line="270"/>
+            </w:pPr>
+            <w:r>
+              <w:t xml:space="preserve">East Midlands</w:t>
+            </w:r>
+          </w:p>
+        </w:tc>
+        <w:tc>
+          <w:tcPr>
+            <w:tcW w:type="dxa" w:w="1929"/>
+            <w:tcBorders>
+              <w:top w:val="single" w:color="D9D2C3" w:sz="4"/>
+              <w:left w:val="single" w:color="D9D2C3" w:sz="4"/>
+              <w:bottom w:val="single" w:color="D9D2C3" w:sz="4"/>
+              <w:right w:val="single" w:color="D9D2C3" w:sz="4"/>
+            </w:tcBorders>
+            <w:tcMar>
+              <w:top w:type="dxa" w:w="80"/>
+              <w:left w:type="dxa" w:w="110"/>
+              <w:bottom w:type="dxa" w:w="80"/>
+              <w:right w:type="dxa" w:w="110"/>
+            </w:tcMar>
+            <w:vAlign w:val="top"/>
+          </w:tcPr>
+          <w:p>
+            <w:pPr>
+              <w:spacing w:after="40" w:line="270"/>
+            </w:pPr>
+            <w:r>
+              <w:t xml:space="preserve">2,957</w:t>
+            </w:r>
+          </w:p>
+        </w:tc>
+      </w:tr>
+      <w:tr>
+        <w:trPr>
+          <w:cantSplit/>
+        </w:trPr>
+        <w:tc>
+          <w:tcPr>
+            <w:tcW w:type="dxa" w:w="2891"/>
+            <w:tcBorders>
+              <w:top w:val="single" w:color="D9D2C3" w:sz="4"/>
+              <w:left w:val="single" w:color="D9D2C3" w:sz="4"/>
+              <w:bottom w:val="single" w:color="D9D2C3" w:sz="4"/>
+              <w:right w:val="single" w:color="D9D2C3" w:sz="4"/>
+            </w:tcBorders>
+            <w:tcMar>
+              <w:top w:type="dxa" w:w="80"/>
+              <w:left w:type="dxa" w:w="110"/>
+              <w:bottom w:type="dxa" w:w="80"/>
+              <w:right w:type="dxa" w:w="110"/>
+            </w:tcMar>
+            <w:vAlign w:val="top"/>
+          </w:tcPr>
+          <w:p>
+            <w:pPr>
+              <w:spacing w:after="40" w:line="270"/>
+            </w:pPr>
+            <w:r>
+              <w:t xml:space="preserve">North West</w:t>
+            </w:r>
+          </w:p>
+        </w:tc>
+        <w:tc>
+          <w:tcPr>
+            <w:tcW w:type="dxa" w:w="1927"/>
+            <w:tcBorders>
+              <w:top w:val="single" w:color="D9D2C3" w:sz="4"/>
+              <w:left w:val="single" w:color="D9D2C3" w:sz="4"/>
+              <w:bottom w:val="single" w:color="D9D2C3" w:sz="4"/>
+              <w:right w:val="single" w:color="D9D2C3" w:sz="4"/>
+            </w:tcBorders>
+            <w:tcMar>
+              <w:top w:type="dxa" w:w="80"/>
+              <w:left w:type="dxa" w:w="110"/>
+              <w:bottom w:type="dxa" w:w="80"/>
+              <w:right w:type="dxa" w:w="110"/>
+            </w:tcMar>
+            <w:vAlign w:val="top"/>
+          </w:tcPr>
+          <w:p>
+            <w:pPr>
+              <w:spacing w:after="40" w:line="270"/>
+            </w:pPr>
+            <w:r>
+              <w:t xml:space="preserve">3,611</w:t>
+            </w:r>
+          </w:p>
+        </w:tc>
+        <w:tc>
+          <w:tcPr>
+            <w:tcW w:type="dxa" w:w="2891"/>
+            <w:tcBorders>
+              <w:top w:val="single" w:color="D9D2C3" w:sz="4"/>
+              <w:left w:val="single" w:color="D9D2C3" w:sz="4"/>
+              <w:bottom w:val="single" w:color="D9D2C3" w:sz="4"/>
+              <w:right w:val="single" w:color="D9D2C3" w:sz="4"/>
+            </w:tcBorders>
+            <w:tcMar>
+              <w:top w:type="dxa" w:w="80"/>
+              <w:left w:type="dxa" w:w="110"/>
+              <w:bottom w:type="dxa" w:w="80"/>
+              <w:right w:type="dxa" w:w="110"/>
+            </w:tcMar>
+            <w:vAlign w:val="top"/>
+          </w:tcPr>
+          <w:p>
+            <w:pPr>
+              <w:spacing w:after="40" w:line="270"/>
+            </w:pPr>
+            <w:r>
+              <w:t xml:space="preserve">Yorkshire and Humber</w:t>
+            </w:r>
+          </w:p>
+        </w:tc>
+        <w:tc>
+          <w:tcPr>
+            <w:tcW w:type="dxa" w:w="1929"/>
+            <w:tcBorders>
+              <w:top w:val="single" w:color="D9D2C3" w:sz="4"/>
+              <w:left w:val="single" w:color="D9D2C3" w:sz="4"/>
+              <w:bottom w:val="single" w:color="D9D2C3" w:sz="4"/>
+              <w:right w:val="single" w:color="D9D2C3" w:sz="4"/>
+            </w:tcBorders>
+            <w:tcMar>
+              <w:top w:type="dxa" w:w="80"/>
+              <w:left w:type="dxa" w:w="110"/>
+              <w:bottom w:type="dxa" w:w="80"/>
+              <w:right w:type="dxa" w:w="110"/>
+            </w:tcMar>
+            <w:vAlign w:val="top"/>
+          </w:tcPr>
+          <w:p>
+            <w:pPr>
+              <w:spacing w:after="40" w:line="270"/>
+            </w:pPr>
+            <w:r>
+              <w:t xml:space="preserve">2,765</w:t>
+            </w:r>
+          </w:p>
+        </w:tc>
+      </w:tr>
+      <w:tr>
+        <w:trPr>
+          <w:cantSplit/>
+        </w:trPr>
+        <w:tc>
+          <w:tcPr>
+            <w:tcW w:type="dxa" w:w="2891"/>
+            <w:tcBorders>
+              <w:top w:val="single" w:color="D9D2C3" w:sz="4"/>
+              <w:left w:val="single" w:color="D9D2C3" w:sz="4"/>
+              <w:bottom w:val="single" w:color="D9D2C3" w:sz="4"/>
+              <w:right w:val="single" w:color="D9D2C3" w:sz="4"/>
+            </w:tcBorders>
+            <w:tcMar>
+              <w:top w:type="dxa" w:w="80"/>
+              <w:left w:type="dxa" w:w="110"/>
+              <w:bottom w:type="dxa" w:w="80"/>
+              <w:right w:type="dxa" w:w="110"/>
+            </w:tcMar>
+            <w:vAlign w:val="top"/>
+          </w:tcPr>
+          <w:p>
+            <w:pPr>
+              <w:spacing w:after="40" w:line="270"/>
+            </w:pPr>
+            <w:r>
+              <w:t xml:space="preserve">East of England</w:t>
+            </w:r>
+          </w:p>
+        </w:tc>
+        <w:tc>
+          <w:tcPr>
+            <w:tcW w:type="dxa" w:w="1927"/>
+            <w:tcBorders>
+              <w:top w:val="single" w:color="D9D2C3" w:sz="4"/>
+              <w:left w:val="single" w:color="D9D2C3" w:sz="4"/>
+              <w:bottom w:val="single" w:color="D9D2C3" w:sz="4"/>
+              <w:right w:val="single" w:color="D9D2C3" w:sz="4"/>
+            </w:tcBorders>
+            <w:tcMar>
+              <w:top w:type="dxa" w:w="80"/>
+              <w:left w:type="dxa" w:w="110"/>
+              <w:bottom w:type="dxa" w:w="80"/>
+              <w:right w:type="dxa" w:w="110"/>
+            </w:tcMar>
+            <w:vAlign w:val="top"/>
+          </w:tcPr>
+          <w:p>
+            <w:pPr>
+              <w:spacing w:after="40" w:line="270"/>
+            </w:pPr>
+            <w:r>
+              <w:t xml:space="preserve">3,554</w:t>
+            </w:r>
+          </w:p>
+        </w:tc>
+        <w:tc>
+          <w:tcPr>
+            <w:tcW w:type="dxa" w:w="2891"/>
+            <w:tcBorders>
+              <w:top w:val="single" w:color="D9D2C3" w:sz="4"/>
+              <w:left w:val="single" w:color="D9D2C3" w:sz="4"/>
+              <w:bottom w:val="single" w:color="D9D2C3" w:sz="4"/>
+              <w:right w:val="single" w:color="D9D2C3" w:sz="4"/>
+            </w:tcBorders>
+            <w:tcMar>
+              <w:top w:type="dxa" w:w="80"/>
+              <w:left w:type="dxa" w:w="110"/>
+              <w:bottom w:type="dxa" w:w="80"/>
+              <w:right w:type="dxa" w:w="110"/>
+            </w:tcMar>
+            <w:vAlign w:val="top"/>
+          </w:tcPr>
+          <w:p>
+            <w:pPr>
+              <w:spacing w:after="40" w:line="270"/>
+            </w:pPr>
+            <w:r>
+              <w:t xml:space="preserve">North East</w:t>
+            </w:r>
+          </w:p>
+        </w:tc>
+        <w:tc>
+          <w:tcPr>
+            <w:tcW w:type="dxa" w:w="1929"/>
+            <w:tcBorders>
+              <w:top w:val="single" w:color="D9D2C3" w:sz="4"/>
+              <w:left w:val="single" w:color="D9D2C3" w:sz="4"/>
+              <w:bottom w:val="single" w:color="D9D2C3" w:sz="4"/>
+              <w:right w:val="single" w:color="D9D2C3" w:sz="4"/>
+            </w:tcBorders>
+            <w:tcMar>
+              <w:top w:type="dxa" w:w="80"/>
+              <w:left w:type="dxa" w:w="110"/>
+              <w:bottom w:type="dxa" w:w="80"/>
+              <w:right w:type="dxa" w:w="110"/>
+            </w:tcMar>
+            <w:vAlign w:val="top"/>
+          </w:tcPr>
+          <w:p>
+            <w:pPr>
+              <w:spacing w:after="40" w:line="270"/>
+            </w:pPr>
+            <w:r>
+              <w:t xml:space="preserve">1,205</w:t>
+            </w:r>
+          </w:p>
+        </w:tc>
+      </w:tr>
+      <w:tr>
+        <w:trPr>
+          <w:cantSplit/>
+        </w:trPr>
+        <w:tc>
+          <w:tcPr>
+            <w:tcW w:type="dxa" w:w="2891"/>
+            <w:tcBorders>
+              <w:top w:val="single" w:color="D9D2C3" w:sz="4"/>
+              <w:left w:val="single" w:color="D9D2C3" w:sz="4"/>
+              <w:bottom w:val="single" w:color="D9D2C3" w:sz="4"/>
+              <w:right w:val="single" w:color="D9D2C3" w:sz="4"/>
+            </w:tcBorders>
+            <w:tcMar>
+              <w:top w:type="dxa" w:w="80"/>
+              <w:left w:type="dxa" w:w="110"/>
+              <w:bottom w:type="dxa" w:w="80"/>
+              <w:right w:type="dxa" w:w="110"/>
+            </w:tcMar>
+            <w:vAlign w:val="top"/>
+          </w:tcPr>
+          <w:p>
+            <w:pPr>
+              <w:spacing w:after="40" w:line="270"/>
+            </w:pPr>
+            <w:r>
+              <w:t xml:space="preserve">West Midlands</w:t>
+            </w:r>
+          </w:p>
+        </w:tc>
+        <w:tc>
+          <w:tcPr>
+            <w:tcW w:type="dxa" w:w="1927"/>
+            <w:tcBorders>
+              <w:top w:val="single" w:color="D9D2C3" w:sz="4"/>
+              <w:left w:val="single" w:color="D9D2C3" w:sz="4"/>
+              <w:bottom w:val="single" w:color="D9D2C3" w:sz="4"/>
+              <w:right w:val="single" w:color="D9D2C3" w:sz="4"/>
+            </w:tcBorders>
+            <w:tcMar>
+              <w:top w:type="dxa" w:w="80"/>
+              <w:left w:type="dxa" w:w="110"/>
+              <w:bottom w:type="dxa" w:w="80"/>
+              <w:right w:type="dxa" w:w="110"/>
+            </w:tcMar>
+            <w:vAlign w:val="top"/>
+          </w:tcPr>
+          <w:p>
+            <w:pPr>
+              <w:spacing w:after="40" w:line="270"/>
+            </w:pPr>
+            <w:r>
+              <w:t xml:space="preserve">3,437</w:t>
+            </w:r>
+          </w:p>
+        </w:tc>
+        <w:tc>
+          <w:tcPr>
+            <w:tcW w:type="dxa" w:w="2891"/>
+            <w:tcBorders>
+              <w:top w:val="single" w:color="D9D2C3" w:sz="4"/>
+              <w:left w:val="single" w:color="D9D2C3" w:sz="4"/>
+              <w:bottom w:val="single" w:color="D9D2C3" w:sz="4"/>
+              <w:right w:val="single" w:color="D9D2C3" w:sz="4"/>
+            </w:tcBorders>
+            <w:tcMar>
+              <w:top w:type="dxa" w:w="80"/>
+              <w:left w:type="dxa" w:w="110"/>
+              <w:bottom w:type="dxa" w:w="80"/>
+              <w:right w:type="dxa" w:w="110"/>
+            </w:tcMar>
+            <w:vAlign w:val="top"/>
+          </w:tcPr>
+          <w:p>
+            <w:pPr>
+              <w:spacing w:after="40" w:line="270"/>
+            </w:pPr>
+            <w:r>
+              <w:t xml:space="preserve">England total</w:t>
+            </w:r>
+          </w:p>
+        </w:tc>
+        <w:tc>
+          <w:tcPr>
+            <w:tcW w:type="dxa" w:w="1929"/>
+            <w:tcBorders>
+              <w:top w:val="single" w:color="D9D2C3" w:sz="4"/>
+              <w:left w:val="single" w:color="D9D2C3" w:sz="4"/>
+              <w:bottom w:val="single" w:color="D9D2C3" w:sz="4"/>
+              <w:right w:val="single" w:color="D9D2C3" w:sz="4"/>
+            </w:tcBorders>
+            <w:tcMar>
+              <w:top w:type="dxa" w:w="80"/>
+              <w:left w:type="dxa" w:w="110"/>
+              <w:bottom w:type="dxa" w:w="80"/>
+              <w:right w:type="dxa" w:w="110"/>
+            </w:tcMar>
+            <w:vAlign w:val="top"/>
+          </w:tcPr>
+          <w:p>
+            <w:pPr>
+              <w:spacing w:after="40" w:line="270"/>
+            </w:pPr>
+            <w:r>
+              <w:t xml:space="preserve">30,186</w:t>
+            </w:r>
+          </w:p>
+        </w:tc>
+      </w:tr>
+    </w:tbl>
+    <w:p>
+      <w:pPr>
+        <w:spacing w:after="120"/>
+      </w:pPr>
+    </w:p>
+    <w:p>
+      <w:pPr>
+        <w:spacing w:after="140" w:line="300"/>
+      </w:pPr>
+      <w:r>
+        <w:rPr>
+          <w:b/>
+          <w:bCs/>
+        </w:rPr>
+        <w:t xml:space="preserve">How we cover England as a small business:</w:t>
+      </w:r>
+      <w:r>
+        <w:t xml:space="preserve"> we focus first on roles where the client will pay for expertise and distance does not matter: Registered and Deputy Managers, nurses and clinical leads, and senior or hard-to-fill roles. Candidates for these roles relocate or travel, and interviews work well by video. Care assistant roles are filled by advertising in the client's own town.</w:t>
       </w:r>
     </w:p>
     <w:p>
@@ -3713,7 +4460,7 @@
               <w:spacing w:after="40" w:line="270"/>
             </w:pPr>
             <w:r>
-              <w:t xml:space="preserve">Not at the start</w:t>
+              <w:t xml:space="preserve">Not at the start (temporary supply only)</w:t>
             </w:r>
           </w:p>
         </w:tc>
@@ -3739,7 +4486,7 @@
               <w:spacing w:after="40" w:line="270"/>
             </w:pPr>
             <w:r>
-              <w:t xml:space="preserve">Registered Nurses, agency Clinical Leads, doctors and specialist clinicians, until compliance is audited and clinical advice is in place</w:t>
+              <w:t xml:space="preserve">Temporary Registered Nurses, agency Clinical Leads, doctors and specialist clinicians, until compliance is audited and clinical advice is in place. Permanent nurse and clinical lead recruitment is included from the start.</w:t>
             </w:r>
           </w:p>
         </w:tc>
@@ -3764,7 +4511,7 @@
         <w:spacing w:after="140" w:line="300"/>
       </w:pPr>
       <w:r>
-        <w:t xml:space="preserve">We compete with national care staffing agencies, local care recruitment agencies in Kent and South East London, general recruitment agencies, job boards, and providers hiring directly. </w:t>
+        <w:t xml:space="preserve">We compete with national care staffing agencies, regional care recruitment agencies, general recruitment agencies, job boards, and providers hiring directly. </w:t>
       </w:r>
       <w:r>
         <w:rPr>
@@ -5807,10 +6554,10 @@
           <w:b/>
           <w:bCs/>
         </w:rPr>
-        <w:t xml:space="preserve">Local networks:</w:t>
+        <w:t xml:space="preserve">Networks across England:</w:t>
       </w:r>
       <w:r>
-        <w:t xml:space="preserve"> registered manager networks, local authority provider forums, care associations in Kent and London.</w:t>
+        <w:t xml:space="preserve"> registered manager networks (Skills for Care), local authority provider forums and regional care associations in each region we target.</w:t>
       </w:r>
     </w:p>
     <w:p>
